--- a/rapports/16_02_2026/Amina_DEME/coh_EQ1_sup_011301410053.docx
+++ b/rapports/16_02_2026/Amina_DEME/coh_EQ1_sup_011301410053.docx
@@ -25,7 +25,7 @@
         <w:br/>
         <w:t>Grappe: 011301410053</w:t>
         <w:br/>
-        <w:t>Date: 16/02/2026 a 12:40</w:t>
+        <w:t>Date: 16/02/2026 a 12:58</w:t>
       </w:r>
     </w:p>
     <w:p/>
@@ -1960,7 +1960,7 @@
         <w:br/>
         <w:t xml:space="preserve">- </w:t>
         <w:br/>
-        <w:t>- La section n'est pas renseignée pour Bintou Ndiaye, prière de la renseigner.</w:t>
+        <w:t>- La section n'est pas renseignée pour Nabou Diallo, prière de la renseigner.</w:t>
       </w:r>
     </w:p>
     <w:p>

--- a/rapports/16_02_2026/Amina_DEME/coh_EQ1_sup_011301410053.docx
+++ b/rapports/16_02_2026/Amina_DEME/coh_EQ1_sup_011301410053.docx
@@ -25,7 +25,7 @@
         <w:br/>
         <w:t>Grappe: 011301410053</w:t>
         <w:br/>
-        <w:t>Date: 16/02/2026 a 12:58</w:t>
+        <w:t>Date: 16/02/2026 a 13:05</w:t>
       </w:r>
     </w:p>
     <w:p/>
@@ -97,7 +97,7 @@
           </w:tcPr>
           <w:p>
             <w:r>
-              <w:t>9</w:t>
+              <w:t>12</w:t>
             </w:r>
           </w:p>
         </w:tc>
@@ -119,7 +119,7 @@
           </w:tcPr>
           <w:p>
             <w:r>
-              <w:t>24</w:t>
+              <w:t>22</w:t>
             </w:r>
           </w:p>
         </w:tc>
@@ -219,7 +219,135 @@
           </w:tcPr>
           <w:p>
             <w:r>
-              <w:t>9</w:t>
+              <w:t>12</w:t>
+            </w:r>
+          </w:p>
+        </w:tc>
+      </w:tr>
+      <w:tr>
+        <w:tc>
+          <w:tcPr>
+            <w:tcW w:type="dxa" w:w="3324"/>
+          </w:tcPr>
+          <w:p>
+            <w:r>
+              <w:t>Section16a</w:t>
+            </w:r>
+          </w:p>
+        </w:tc>
+        <w:tc>
+          <w:tcPr>
+            <w:tcW w:type="dxa" w:w="3324"/>
+          </w:tcPr>
+          <w:p>
+            <w:r>
+              <w:t>Champs et parcelles</w:t>
+            </w:r>
+          </w:p>
+        </w:tc>
+        <w:tc>
+          <w:tcPr>
+            <w:tcW w:type="dxa" w:w="3324"/>
+          </w:tcPr>
+          <w:p>
+            <w:r>
+              <w:t>12</w:t>
+            </w:r>
+          </w:p>
+        </w:tc>
+      </w:tr>
+      <w:tr>
+        <w:tc>
+          <w:tcPr>
+            <w:tcW w:type="dxa" w:w="3324"/>
+          </w:tcPr>
+          <w:p>
+            <w:r>
+              <w:t>Section0</w:t>
+            </w:r>
+          </w:p>
+        </w:tc>
+        <w:tc>
+          <w:tcPr>
+            <w:tcW w:type="dxa" w:w="3324"/>
+          </w:tcPr>
+          <w:p>
+            <w:r>
+              <w:t>Identification et renseignements de controle</w:t>
+            </w:r>
+          </w:p>
+        </w:tc>
+        <w:tc>
+          <w:tcPr>
+            <w:tcW w:type="dxa" w:w="3324"/>
+          </w:tcPr>
+          <w:p>
+            <w:r>
+              <w:t>11</w:t>
+            </w:r>
+          </w:p>
+        </w:tc>
+      </w:tr>
+      <w:tr>
+        <w:tc>
+          <w:tcPr>
+            <w:tcW w:type="dxa" w:w="3324"/>
+          </w:tcPr>
+          <w:p>
+            <w:r>
+              <w:t>Section7b</w:t>
+            </w:r>
+          </w:p>
+        </w:tc>
+        <w:tc>
+          <w:tcPr>
+            <w:tcW w:type="dxa" w:w="3324"/>
+          </w:tcPr>
+          <w:p>
+            <w:r>
+              <w:t>Consommation alimentaire - 7 jours</w:t>
+            </w:r>
+          </w:p>
+        </w:tc>
+        <w:tc>
+          <w:tcPr>
+            <w:tcW w:type="dxa" w:w="3324"/>
+          </w:tcPr>
+          <w:p>
+            <w:r>
+              <w:t>11</w:t>
+            </w:r>
+          </w:p>
+        </w:tc>
+      </w:tr>
+      <w:tr>
+        <w:tc>
+          <w:tcPr>
+            <w:tcW w:type="dxa" w:w="3324"/>
+          </w:tcPr>
+          <w:p>
+            <w:r>
+              <w:t>Section1</w:t>
+            </w:r>
+          </w:p>
+        </w:tc>
+        <w:tc>
+          <w:tcPr>
+            <w:tcW w:type="dxa" w:w="3324"/>
+          </w:tcPr>
+          <w:p>
+            <w:r>
+              <w:t>Caracteristiques des membres</w:t>
+            </w:r>
+          </w:p>
+        </w:tc>
+        <w:tc>
+          <w:tcPr>
+            <w:tcW w:type="dxa" w:w="3324"/>
+          </w:tcPr>
+          <w:p>
+            <w:r>
+              <w:t>8</w:t>
             </w:r>
           </w:p>
         </w:tc>
@@ -251,7 +379,7 @@
           </w:tcPr>
           <w:p>
             <w:r>
-              <w:t>9</w:t>
+              <w:t>6</w:t>
             </w:r>
           </w:p>
         </w:tc>
@@ -263,7 +391,7 @@
           </w:tcPr>
           <w:p>
             <w:r>
-              <w:t>Section16a</w:t>
+              <w:t>Section10a</w:t>
             </w:r>
           </w:p>
         </w:tc>
@@ -273,7 +401,7 @@
           </w:tcPr>
           <w:p>
             <w:r>
-              <w:t>Champs et parcelles</w:t>
+              <w:t>Existence entreprise non agricole</w:t>
             </w:r>
           </w:p>
         </w:tc>
@@ -283,7 +411,7 @@
           </w:tcPr>
           <w:p>
             <w:r>
-              <w:t>9</w:t>
+              <w:t>6</w:t>
             </w:r>
           </w:p>
         </w:tc>
@@ -295,7 +423,7 @@
           </w:tcPr>
           <w:p>
             <w:r>
-              <w:t>Section1</w:t>
+              <w:t>Section14</w:t>
             </w:r>
           </w:p>
         </w:tc>
@@ -305,7 +433,7 @@
           </w:tcPr>
           <w:p>
             <w:r>
-              <w:t>Caracteristiques des membres</w:t>
+              <w:t>Chocs</w:t>
             </w:r>
           </w:p>
         </w:tc>
@@ -316,6 +444,38 @@
           <w:p>
             <w:r>
               <w:t>6</w:t>
+            </w:r>
+          </w:p>
+        </w:tc>
+      </w:tr>
+      <w:tr>
+        <w:tc>
+          <w:tcPr>
+            <w:tcW w:type="dxa" w:w="3324"/>
+          </w:tcPr>
+          <w:p>
+            <w:r>
+              <w:t>Section12</w:t>
+            </w:r>
+          </w:p>
+        </w:tc>
+        <w:tc>
+          <w:tcPr>
+            <w:tcW w:type="dxa" w:w="3324"/>
+          </w:tcPr>
+          <w:p>
+            <w:r>
+              <w:t>Actifs du menage</w:t>
+            </w:r>
+          </w:p>
+        </w:tc>
+        <w:tc>
+          <w:tcPr>
+            <w:tcW w:type="dxa" w:w="3324"/>
+          </w:tcPr>
+          <w:p>
+            <w:r>
+              <w:t>5</w:t>
             </w:r>
           </w:p>
         </w:tc>
@@ -338,166 +498,6 @@
           <w:p>
             <w:r>
               <w:t>Sante</w:t>
-            </w:r>
-          </w:p>
-        </w:tc>
-        <w:tc>
-          <w:tcPr>
-            <w:tcW w:type="dxa" w:w="3324"/>
-          </w:tcPr>
-          <w:p>
-            <w:r>
-              <w:t>6</w:t>
-            </w:r>
-          </w:p>
-        </w:tc>
-      </w:tr>
-      <w:tr>
-        <w:tc>
-          <w:tcPr>
-            <w:tcW w:type="dxa" w:w="3324"/>
-          </w:tcPr>
-          <w:p>
-            <w:r>
-              <w:t>Section7b</w:t>
-            </w:r>
-          </w:p>
-        </w:tc>
-        <w:tc>
-          <w:tcPr>
-            <w:tcW w:type="dxa" w:w="3324"/>
-          </w:tcPr>
-          <w:p>
-            <w:r>
-              <w:t>Consommation alimentaire - 7 jours</w:t>
-            </w:r>
-          </w:p>
-        </w:tc>
-        <w:tc>
-          <w:tcPr>
-            <w:tcW w:type="dxa" w:w="3324"/>
-          </w:tcPr>
-          <w:p>
-            <w:r>
-              <w:t>6</w:t>
-            </w:r>
-          </w:p>
-        </w:tc>
-      </w:tr>
-      <w:tr>
-        <w:tc>
-          <w:tcPr>
-            <w:tcW w:type="dxa" w:w="3324"/>
-          </w:tcPr>
-          <w:p>
-            <w:r>
-              <w:t>Section9c</w:t>
-            </w:r>
-          </w:p>
-        </w:tc>
-        <w:tc>
-          <w:tcPr>
-            <w:tcW w:type="dxa" w:w="3324"/>
-          </w:tcPr>
-          <w:p>
-            <w:r>
-              <w:t>Depenses non-alimentaires - 30 jours</w:t>
-            </w:r>
-          </w:p>
-        </w:tc>
-        <w:tc>
-          <w:tcPr>
-            <w:tcW w:type="dxa" w:w="3324"/>
-          </w:tcPr>
-          <w:p>
-            <w:r>
-              <w:t>6</w:t>
-            </w:r>
-          </w:p>
-        </w:tc>
-      </w:tr>
-      <w:tr>
-        <w:tc>
-          <w:tcPr>
-            <w:tcW w:type="dxa" w:w="3324"/>
-          </w:tcPr>
-          <w:p>
-            <w:r>
-              <w:t>Section6</w:t>
-            </w:r>
-          </w:p>
-        </w:tc>
-        <w:tc>
-          <w:tcPr>
-            <w:tcW w:type="dxa" w:w="3324"/>
-          </w:tcPr>
-          <w:p>
-            <w:r>
-              <w:t>Epargne et credit</w:t>
-            </w:r>
-          </w:p>
-        </w:tc>
-        <w:tc>
-          <w:tcPr>
-            <w:tcW w:type="dxa" w:w="3324"/>
-          </w:tcPr>
-          <w:p>
-            <w:r>
-              <w:t>4</w:t>
-            </w:r>
-          </w:p>
-        </w:tc>
-      </w:tr>
-      <w:tr>
-        <w:tc>
-          <w:tcPr>
-            <w:tcW w:type="dxa" w:w="3324"/>
-          </w:tcPr>
-          <w:p>
-            <w:r>
-              <w:t>Section7a1</w:t>
-            </w:r>
-          </w:p>
-        </w:tc>
-        <w:tc>
-          <w:tcPr>
-            <w:tcW w:type="dxa" w:w="3324"/>
-          </w:tcPr>
-          <w:p>
-            <w:r>
-              <w:t>Repas pris a l'exterieur du menage</w:t>
-            </w:r>
-          </w:p>
-        </w:tc>
-        <w:tc>
-          <w:tcPr>
-            <w:tcW w:type="dxa" w:w="3324"/>
-          </w:tcPr>
-          <w:p>
-            <w:r>
-              <w:t>4</w:t>
-            </w:r>
-          </w:p>
-        </w:tc>
-      </w:tr>
-      <w:tr>
-        <w:tc>
-          <w:tcPr>
-            <w:tcW w:type="dxa" w:w="3324"/>
-          </w:tcPr>
-          <w:p>
-            <w:r>
-              <w:t>Section7a2</w:t>
-            </w:r>
-          </w:p>
-        </w:tc>
-        <w:tc>
-          <w:tcPr>
-            <w:tcW w:type="dxa" w:w="3324"/>
-          </w:tcPr>
-          <w:p>
-            <w:r>
-              <w:t>Repas pris a l'exterieur du menage</w:t>
             </w:r>
           </w:p>
         </w:tc>
@@ -912,56 +912,6 @@
           <w:color w:val="4672C4"/>
           <w:sz w:val="22"/>
         </w:rPr>
-        <w:t>&gt;&gt; Section7a1 - Repas pris a l'exterieur du menage</w:t>
-      </w:r>
-    </w:p>
-    <w:p>
-      <w:pPr>
-        <w:ind w:left="283"/>
-      </w:pPr>
-      <w:r>
-        <w:rPr>
-          <w:sz w:val="20"/>
-        </w:rPr>
-        <w:t>- Attention ! La section sur le repas pris à l'extérieur du ménage n'est pas renseignée à 100 %. Prière de vérifier l'ensemble des questions relatives à cette section et de les renseigner en totalité.</w:t>
-      </w:r>
-    </w:p>
-    <w:p>
-      <w:r>
-        <w:rPr>
-          <w:b/>
-          <w:color w:val="4672C4"/>
-          <w:sz w:val="22"/>
-        </w:rPr>
-        <w:t>&gt;&gt; Section7a2 - Repas pris a l'exterieur du menage</w:t>
-      </w:r>
-    </w:p>
-    <w:p>
-      <w:pPr>
-        <w:ind w:left="283"/>
-      </w:pPr>
-      <w:r>
-        <w:rPr>
-          <w:sz w:val="20"/>
-        </w:rPr>
-        <w:t xml:space="preserve">- La section sur le repas pris à l'extérieur du ménage du membre Amy Ndour n'est pas renseignée à 100 %. Prière de vérifier l'ensemble des questions relatives à ce membre et de les renseigner en totalité. </w:t>
-        <w:br/>
-        <w:t xml:space="preserve">- La section sur le repas pris à l'extérieur du ménage du membre adama diouf n'est pas renseignée à 100 %. Prière de vérifier l'ensemble des questions relatives à ce membre et de les renseigner en totalité. </w:t>
-        <w:br/>
-        <w:t xml:space="preserve">- La section sur le repas pris à l'extérieur du ménage du membre babacar diouf n'est pas renseignée à 100 %. Prière de vérifier l'ensemble des questions relatives à ce membre et de les renseigner en totalité. </w:t>
-        <w:br/>
-        <w:t xml:space="preserve">- La section sur le repas pris à l'extérieur du ménage du membre mamadou diouf n'est pas renseignée à 100 %. Prière de vérifier l'ensemble des questions relatives à ce membre et de les renseigner en totalité. </w:t>
-        <w:br/>
-        <w:t>- La section sur le repas pris à l'extérieur du ménage du membre ndiaga diouf n'est pas renseignée à 100 %. Prière de vérifier l'ensemble des questions relatives à ce membre et de les renseigner en totalité.</w:t>
-      </w:r>
-    </w:p>
-    <w:p>
-      <w:r>
-        <w:rPr>
-          <w:b/>
-          <w:color w:val="4672C4"/>
-          <w:sz w:val="22"/>
-        </w:rPr>
         <w:t>&gt;&gt; Section7b - Consommation alimentaire - 7 jours</w:t>
       </w:r>
     </w:p>
@@ -973,28 +923,7 @@
         <w:rPr>
           <w:sz w:val="20"/>
         </w:rPr>
-        <w:t>- Le ménage a consommé Beignets de farine de boulangerie mais les informations sur la quantité, l'unité ou la taille ne sont pas renseignées.Prière de renseigner. Le ménage a consommé Biscuits mais les informations sur la quantité, l'unité ou la taille ne sont pas renseignées.Prière de renseigner. Le ménage a consommé Citron mais les informations sur la quantité, l'unité ou la taille ne sont pas renseignées.Prière de renseigner. Le ménage a consommé Huile de soja  mais les informations sur la quantité, l'unité ou la taille ne sont pas renseignées.Prière de renseigner. Le ménage a consommé Lait caillé mais les informations sur la quantité, l'unité ou la taille ne sont pas renseignées.Prière de renseigner. Le ménage a consommé Lait concentré non-sucré mais les informations sur la quantité, l'unité ou la taille ne sont pas renseignées.Prière de renseigner. Le ménage a consommé Lait en poudre mais les informations sur la quantité, l'unité ou la taille ne sont pas renseignées.Prière de renseigner. Le ménage a consommé Macaroni mais les informations sur la quantité, l'unité ou la taille ne sont pas renseignées.Prière de renseigner. Le ménage a consommé Pain moderne (Baguette) mais les informations sur la quantité, l'unité ou la taille ne sont pas renseignées.Prière de renseigner. Le ménage a consommé Poisson frais type 11 mais les informations sur la quantité, l'unité ou la taille ne sont pas renseignées.Prière de renseigner. Le ménage a consommé Riz local Gambiaka mais les informations sur la quantité, l'unité ou la taille ne sont pas renseignées.Prière de renseigner. Le ménage a consommé Silure séché mais les informations sur la quantité, l'unité ou la taille ne sont pas renseignées.Prière de renseigner. Le ménage a consommé Viande de bœuf: filet, faux-filet mais les informations sur la quantité, l'unité ou la taille ne sont pas renseignées.Prière de renseigner.</w:t>
-      </w:r>
-    </w:p>
-    <w:p>
-      <w:r>
-        <w:rPr>
-          <w:b/>
-          <w:color w:val="4672C4"/>
-          <w:sz w:val="22"/>
-        </w:rPr>
-        <w:t>&gt;&gt; Section9c - Depenses non-alimentaires - 30 jours</w:t>
-      </w:r>
-    </w:p>
-    <w:p>
-      <w:pPr>
-        <w:ind w:left="283"/>
-      </w:pPr>
-      <w:r>
-        <w:rPr>
-          <w:sz w:val="20"/>
-        </w:rPr>
-        <w:t>- La dernière fois que vous avez acheté Frais de coiffure homme et femme (salon, tressage, mèches, coupe, etc.), manucure, pédicure est salon de coiffure et semble exister dans les modalités, prière de prendre attache avec le QG pour plus d'explication afin de la classer bien.</w:t>
+        <w:t>- Attention ! Le prix unitaire d'achat (100 Fcfa) de Café en poudre soluble en Sachets industriel (Petit) est relativement élevé par rapport aux autres prix observés dans cette zone. Prière de corriger ou de confirmer avec le QG. Attention ! Le prix unitaire d'achat (1000 Fcfa) de Beignets de farine de boulangerie en Sachets (Moyen) est relativement élevé par rapport aux autres prix observés dans cette zone. Prière de corriger ou de confirmer avec le QG. Attention ! Le prix unitaire d'achat (200 Fcfa) de Aubergine sauvage  en Pièce (Moyen) est relativement élevé par rapport aux autres prix observés dans cette zone. Prière de corriger ou de confirmer avec le QG. Attention ! Le prix unitaire d'achat (200 Fcfa) de Carotte en Pièce (Moyen) est relativement élevé par rapport aux autres prix observés dans cette zone. Prière de corriger ou de confirmer avec le QG. Attention ! Le prix unitaire d'achat (200 Fcfa) de Courge en Morceau (Portion) (Moyen) est relativement élevé par rapport aux autres prix observés dans cette zone. Prière de corriger ou de confirmer avec le QG. Attention ! Le prix unitaire d'achat (200 Fcfa) de Manioc en tubercules en Pièce (Moyen) est relativement élevé par rapport aux autres prix observés dans cette zone. Prière de corriger ou de confirmer avec le QG. Attention ! Le prix unitaire d'achat (2000 Fcfa) de Lait caillé en Sachets (Grand) est relativement élevé par rapport aux autres prix observés dans cette zone. Prière de corriger ou de confirmer avec le QG. Attention ! Le prix unitaire d'achat (3000 Fcfa) de Ail en Kg (taille unique) est relativement élevé par rapport aux autres prix observés dans cette zone. Prière de corriger ou de confirmer avec le QG. Incohérence!! Dans ce ménage, chaque individus consomme par jour 77.63886 Kg  de cereale; Prière de revoir les quantités prises de ces produits.</w:t>
       </w:r>
     </w:p>
     <w:p>
@@ -1025,7 +954,7 @@
           <w:color w:val="4672C4"/>
           <w:sz w:val="22"/>
         </w:rPr>
-        <w:t>&gt;&gt; Section11 - Caracteristiques logement</w:t>
+        <w:t>&gt;&gt; Section16a - Champs et parcelles</w:t>
       </w:r>
     </w:p>
     <w:p>
@@ -1036,7 +965,502 @@
         <w:rPr>
           <w:sz w:val="20"/>
         </w:rPr>
-        <w:t>- Avertissement!! la principale source d’énergie pour la cuisine semble ne pas bonne, prière de corriger ou confirmer avec le QG. La principale source d'énergie ( Pétrole) pour la cusine semble incoherent, prière de corriger ou confirmer.</w:t>
+        <w:t>- La section 16 du ménage de NDIAGA DIOUF n'est pas renseigné, prière de renseigner.</w:t>
+      </w:r>
+    </w:p>
+    <w:p>
+      <w:r>
+        <w:t>________________________________________________________________________________</w:t>
+      </w:r>
+    </w:p>
+    <w:p>
+      <w:pPr>
+        <w:pStyle w:val="Heading2"/>
+      </w:pPr>
+      <w:r>
+        <w:t>Menage 2</w:t>
+      </w:r>
+    </w:p>
+    <w:tbl>
+      <w:tblPr>
+        <w:tblStyle w:val="TableGrid"/>
+        <w:tblW w:type="auto" w:w="0"/>
+        <w:tblLook w:firstColumn="1" w:firstRow="1" w:lastColumn="0" w:lastRow="0" w:noHBand="0" w:noVBand="1" w:val="04A0"/>
+      </w:tblPr>
+      <w:tblGrid>
+        <w:gridCol w:w="1662"/>
+        <w:gridCol w:w="1662"/>
+        <w:gridCol w:w="1662"/>
+        <w:gridCol w:w="1662"/>
+        <w:gridCol w:w="1662"/>
+        <w:gridCol w:w="1662"/>
+      </w:tblGrid>
+      <w:tr>
+        <w:tc>
+          <w:tcPr>
+            <w:tcW w:type="dxa" w:w="1662"/>
+            <w:shd w:fill="5B9BD5"/>
+          </w:tcPr>
+          <w:p>
+            <w:r>
+              <w:rPr>
+                <w:b/>
+                <w:color w:val="FFFFFF"/>
+                <w:sz w:val="16"/>
+              </w:rPr>
+              <w:t>Interview Key</w:t>
+            </w:r>
+          </w:p>
+        </w:tc>
+        <w:tc>
+          <w:tcPr>
+            <w:tcW w:type="dxa" w:w="1662"/>
+            <w:shd w:fill="5B9BD5"/>
+          </w:tcPr>
+          <w:p>
+            <w:r>
+              <w:rPr>
+                <w:b/>
+                <w:color w:val="FFFFFF"/>
+                <w:sz w:val="16"/>
+              </w:rPr>
+              <w:t>Interview ID</w:t>
+            </w:r>
+          </w:p>
+        </w:tc>
+        <w:tc>
+          <w:tcPr>
+            <w:tcW w:type="dxa" w:w="1662"/>
+            <w:shd w:fill="5B9BD5"/>
+          </w:tcPr>
+          <w:p>
+            <w:r>
+              <w:rPr>
+                <w:b/>
+                <w:color w:val="FFFFFF"/>
+                <w:sz w:val="16"/>
+              </w:rPr>
+              <w:t>ID Agent</w:t>
+            </w:r>
+          </w:p>
+        </w:tc>
+        <w:tc>
+          <w:tcPr>
+            <w:tcW w:type="dxa" w:w="1662"/>
+            <w:shd w:fill="5B9BD5"/>
+          </w:tcPr>
+          <w:p>
+            <w:r>
+              <w:rPr>
+                <w:b/>
+                <w:color w:val="FFFFFF"/>
+                <w:sz w:val="16"/>
+              </w:rPr>
+              <w:t>ID Equipe</w:t>
+            </w:r>
+          </w:p>
+        </w:tc>
+        <w:tc>
+          <w:tcPr>
+            <w:tcW w:type="dxa" w:w="1662"/>
+            <w:shd w:fill="5B9BD5"/>
+          </w:tcPr>
+          <w:p>
+            <w:r>
+              <w:rPr>
+                <w:b/>
+                <w:color w:val="FFFFFF"/>
+                <w:sz w:val="16"/>
+              </w:rPr>
+              <w:t>Agent</w:t>
+            </w:r>
+          </w:p>
+        </w:tc>
+        <w:tc>
+          <w:tcPr>
+            <w:tcW w:type="dxa" w:w="1662"/>
+            <w:shd w:fill="5B9BD5"/>
+          </w:tcPr>
+          <w:p>
+            <w:r>
+              <w:rPr>
+                <w:b/>
+                <w:color w:val="FFFFFF"/>
+                <w:sz w:val="16"/>
+              </w:rPr>
+              <w:t>Chef d'equipe</w:t>
+            </w:r>
+          </w:p>
+        </w:tc>
+      </w:tr>
+      <w:tr>
+        <w:tc>
+          <w:tcPr>
+            <w:tcW w:type="dxa" w:w="1662"/>
+          </w:tcPr>
+          <w:p>
+            <w:r>
+              <w:rPr>
+                <w:sz w:val="14"/>
+              </w:rPr>
+              <w:t>83-50-82-74</w:t>
+            </w:r>
+          </w:p>
+        </w:tc>
+        <w:tc>
+          <w:tcPr>
+            <w:tcW w:type="dxa" w:w="1662"/>
+          </w:tcPr>
+          <w:p>
+            <w:r>
+              <w:rPr>
+                <w:sz w:val="14"/>
+              </w:rPr>
+              <w:t>96e35c1ec60542f1a4cb9196d45fe14d</w:t>
+            </w:r>
+          </w:p>
+        </w:tc>
+        <w:tc>
+          <w:tcPr>
+            <w:tcW w:type="dxa" w:w="1662"/>
+          </w:tcPr>
+          <w:p>
+            <w:r>
+              <w:rPr>
+                <w:sz w:val="14"/>
+              </w:rPr>
+              <w:t>EQ1_enq1</w:t>
+            </w:r>
+          </w:p>
+        </w:tc>
+        <w:tc>
+          <w:tcPr>
+            <w:tcW w:type="dxa" w:w="1662"/>
+          </w:tcPr>
+          <w:p>
+            <w:r>
+              <w:rPr>
+                <w:sz w:val="14"/>
+              </w:rPr>
+              <w:t>Equipe1</w:t>
+            </w:r>
+          </w:p>
+        </w:tc>
+        <w:tc>
+          <w:tcPr>
+            <w:tcW w:type="dxa" w:w="1662"/>
+          </w:tcPr>
+          <w:p>
+            <w:r>
+              <w:rPr>
+                <w:sz w:val="14"/>
+              </w:rPr>
+              <w:t>Soda DIAKHATE</w:t>
+            </w:r>
+          </w:p>
+        </w:tc>
+        <w:tc>
+          <w:tcPr>
+            <w:tcW w:type="dxa" w:w="1662"/>
+          </w:tcPr>
+          <w:p>
+            <w:r>
+              <w:rPr>
+                <w:sz w:val="14"/>
+              </w:rPr>
+              <w:t>Betty  DIEDHIOU</w:t>
+            </w:r>
+          </w:p>
+        </w:tc>
+      </w:tr>
+    </w:tbl>
+    <w:p/>
+    <w:tbl>
+      <w:tblPr>
+        <w:tblStyle w:val="TableGrid"/>
+        <w:tblW w:type="auto" w:w="0"/>
+        <w:tblLook w:firstColumn="1" w:firstRow="1" w:lastColumn="0" w:lastRow="0" w:noHBand="0" w:noVBand="1" w:val="04A0"/>
+      </w:tblPr>
+      <w:tblGrid>
+        <w:gridCol w:w="3324"/>
+        <w:gridCol w:w="3324"/>
+        <w:gridCol w:w="3324"/>
+      </w:tblGrid>
+      <w:tr>
+        <w:tc>
+          <w:tcPr>
+            <w:tcW w:type="dxa" w:w="3324"/>
+            <w:shd w:fill="70AD47"/>
+          </w:tcPr>
+          <w:p>
+            <w:r>
+              <w:rPr>
+                <w:b/>
+                <w:color w:val="FFFFFF"/>
+                <w:sz w:val="18"/>
+              </w:rPr>
+              <w:t>Chef de Menage</w:t>
+            </w:r>
+          </w:p>
+        </w:tc>
+        <w:tc>
+          <w:tcPr>
+            <w:tcW w:type="dxa" w:w="3324"/>
+            <w:shd w:fill="70AD47"/>
+          </w:tcPr>
+          <w:p>
+            <w:r>
+              <w:rPr>
+                <w:b/>
+                <w:color w:val="FFFFFF"/>
+                <w:sz w:val="18"/>
+              </w:rPr>
+              <w:t>Quartier/Village (s00q05)</w:t>
+            </w:r>
+          </w:p>
+        </w:tc>
+        <w:tc>
+          <w:tcPr>
+            <w:tcW w:type="dxa" w:w="3324"/>
+            <w:shd w:fill="70AD47"/>
+          </w:tcPr>
+          <w:p>
+            <w:r>
+              <w:rPr>
+                <w:b/>
+                <w:color w:val="FFFFFF"/>
+                <w:sz w:val="18"/>
+              </w:rPr>
+              <w:t>Localisation GPS</w:t>
+            </w:r>
+          </w:p>
+        </w:tc>
+      </w:tr>
+      <w:tr>
+        <w:tc>
+          <w:tcPr>
+            <w:tcW w:type="dxa" w:w="3324"/>
+          </w:tcPr>
+          <w:p>
+            <w:r>
+              <w:rPr>
+                <w:sz w:val="18"/>
+              </w:rPr>
+              <w:t>MAME ALY DIONGUE</w:t>
+            </w:r>
+          </w:p>
+        </w:tc>
+        <w:tc>
+          <w:tcPr>
+            <w:tcW w:type="dxa" w:w="3324"/>
+          </w:tcPr>
+          <w:p>
+            <w:r>
+              <w:rPr>
+                <w:sz w:val="18"/>
+              </w:rPr>
+              <w:t>N/A</w:t>
+            </w:r>
+          </w:p>
+        </w:tc>
+        <w:tc>
+          <w:tcPr>
+            <w:tcW w:type="dxa" w:w="3324"/>
+          </w:tcPr>
+          <w:p>
+            <w:r/>
+            <w:hyperlink r:id="rId10">
+              <w:r>
+                <w:rPr>
+                  <w:color w:val="0563C1"/>
+                  <w:u w:val="single"/>
+                </w:rPr>
+                <w:t>GRAND YOFF LEONA 3i�me �tage</w:t>
+              </w:r>
+            </w:hyperlink>
+          </w:p>
+        </w:tc>
+      </w:tr>
+    </w:tbl>
+    <w:p/>
+    <w:p>
+      <w:r>
+        <w:rPr>
+          <w:b/>
+          <w:color w:val="4672C4"/>
+          <w:sz w:val="22"/>
+        </w:rPr>
+        <w:t>&gt;&gt; Section0 - Identification et renseignements de controle</w:t>
+      </w:r>
+    </w:p>
+    <w:p>
+      <w:pPr>
+        <w:ind w:left="283"/>
+      </w:pPr>
+      <w:r>
+        <w:rPr>
+          <w:sz w:val="20"/>
+        </w:rPr>
+        <w:t>- Le questionnaire semble ne pas être complètement fini mais le questionnaire est en statut complet, prière de compléter le questionnaire.</w:t>
+      </w:r>
+    </w:p>
+    <w:p>
+      <w:r>
+        <w:rPr>
+          <w:b/>
+          <w:color w:val="4672C4"/>
+          <w:sz w:val="22"/>
+        </w:rPr>
+        <w:t>&gt;&gt; Section1 - Caracteristiques des membres</w:t>
+      </w:r>
+    </w:p>
+    <w:p>
+      <w:pPr>
+        <w:ind w:left="283"/>
+      </w:pPr>
+      <w:r>
+        <w:rPr>
+          <w:sz w:val="20"/>
+        </w:rPr>
+        <w:t xml:space="preserve">- Avertissement!!!  Mame Aly Diongue  ne possède pas le téléphone android, a accès à l'internet , prière de confirmer cette information. Attention ! Le montant (5000 Fcfa) dépensé ou reçu en cadeau pour les cartes prépayées, les transferts de crédit et les abonnements de  Mame Aly Diongue est relativement élevé par rapport aux autres montants depansés observés dans cette zone. Prière de corriger ou de confirmer avec le QG. </w:t>
+        <w:br/>
+        <w:t>- Attention ! Le montant (5000 Fcfa) dépensé ou reçu en cadeau pour les cartes prépayées, les transferts de crédit et les abonnements de  Aminata Diallo est relativement élevé par rapport aux autres montants depansés observés dans cette zone. Prière de corriger ou de confirmer avec le QG.</w:t>
+      </w:r>
+    </w:p>
+    <w:p>
+      <w:r>
+        <w:rPr>
+          <w:b/>
+          <w:color w:val="4672C4"/>
+          <w:sz w:val="22"/>
+        </w:rPr>
+        <w:t>&gt;&gt; Section2 - Education</w:t>
+      </w:r>
+    </w:p>
+    <w:p>
+      <w:pPr>
+        <w:ind w:left="283"/>
+      </w:pPr>
+      <w:r>
+        <w:rPr>
+          <w:sz w:val="20"/>
+        </w:rPr>
+        <w:t xml:space="preserve">- Peu probable! Aminata Diallo  n'arrive pas  à comprendre un petit texte lu dans une langue locale (s02q03). Veuillez corriger ou donner des explications au QG. Le domaine que Aminata Diallo bénéficié de cette formation est sécurité et semble exister dans les modalités, prière de prendre attache avec le QG pour plus d'explication afin de la classer bien. </w:t>
+        <w:br/>
+        <w:t xml:space="preserve">- Peu probable! Hadiatou Diongue  n'arrive pas  à comprendre un petit texte lu dans une langue locale (s02q03). Veuillez corriger ou donner des explications au QG. Peu probable! Hadiatou Diongue  ne sait ni lire, ni écrire, ni comprendre dans aucune des langues  (s02q01,s02q02,s02q03). Veuillez corriger ou donner des explications au QG. Dans les milieux urbains c'est peu probable de voir une école dont les élèves ou étudiants ne dépensent pas en frais d'uniformes, prière de verifier pour Hadiatou Diongue et corriger ou confirmer avec le QG. </w:t>
+        <w:br/>
+        <w:t xml:space="preserve">- Peu probable! Mamadou Sakho Diongue  n'arrive pas  à comprendre un petit texte lu dans une langue locale (s02q03). Veuillez corriger ou donner des explications au QG. Avertissement!! Les frais de livres de Mamadou Sakho Dionguesemble élévés (s02q23). veuillez, s'il vous plait, confirmer ces informations avec le QG ou apporter les corrections nécessaires. Le montant des frais pour les cahiers et autres matériels scolaires pour l'année scolaire de Mamadou Sakho Diongue est faible ou élevé, veuillez, s'il vous plait, confirmer ces informations avec le QG ou apporter les corrections nécessaires. </w:t>
+        <w:br/>
+        <w:t xml:space="preserve">- Peu probable! Mame Aly Diongue  n'arrive pas  à comprendre un petit texte lu dans une langue locale (s02q03). Veuillez corriger ou donner des explications au QG. </w:t>
+        <w:br/>
+        <w:t>- Peu probable! maimouna sakho Diongue  n'arrive pas  à comprendre un petit texte lu dans une langue locale (s02q03). Veuillez corriger ou donner des explications au QG. Avertissement!! Les frais de livres de maimouna sakho Dionguesemble élévés (s02q23). veuillez, s'il vous plait, confirmer ces informations avec le QG ou apporter les corrections nécessaires. Le montant des frais pour les cahiers et autres matériels scolaires pour l'année scolaire de maimouna sakho Diongue est faible ou élevé, veuillez, s'il vous plait, confirmer ces informations avec le QG ou apporter les corrections nécessaires.</w:t>
+      </w:r>
+    </w:p>
+    <w:p>
+      <w:r>
+        <w:rPr>
+          <w:b/>
+          <w:color w:val="4672C4"/>
+          <w:sz w:val="22"/>
+        </w:rPr>
+        <w:t>&gt;&gt; Section4b - Emploi - Activite principale</w:t>
+      </w:r>
+    </w:p>
+    <w:p>
+      <w:pPr>
+        <w:ind w:left="283"/>
+      </w:pPr>
+      <w:r>
+        <w:rPr>
+          <w:sz w:val="20"/>
+        </w:rPr>
+        <w:t>- Avertissement!!! Mame Aly Diongue est un Spécialistes des bases de données qui travaille dans Etat/Collectivités locales et a declaré comme catégorie socioprofessionnelle Ouvrier ou employé qualifié , prière de vérifier cette information de catégorie socioprofessionnelle auprès de l'enquêté (e) ou confirmer avec le QG.</w:t>
+      </w:r>
+    </w:p>
+    <w:p>
+      <w:r>
+        <w:rPr>
+          <w:b/>
+          <w:color w:val="4672C4"/>
+          <w:sz w:val="22"/>
+        </w:rPr>
+        <w:t>&gt;&gt; Section6 - Epargne et credit</w:t>
+      </w:r>
+    </w:p>
+    <w:p>
+      <w:pPr>
+        <w:ind w:left="283"/>
+      </w:pPr>
+      <w:r>
+        <w:rPr>
+          <w:sz w:val="20"/>
+        </w:rPr>
+        <w:t>- Avertissement!!! Mame Aly Diongue a demandé un crédit auprès d'une institution financière au cours des 12 derniers mois, qui a obtenu un crédit auprès d'une de ces institutions au cours des 12 derniers mois dit n'avoir pas beneficer de crédit immobilier. Veuillez vous rassurez réellement que la personne n'a pas affecté de crédit immobilier.</w:t>
+      </w:r>
+    </w:p>
+    <w:p>
+      <w:r>
+        <w:rPr>
+          <w:b/>
+          <w:color w:val="4672C4"/>
+          <w:sz w:val="22"/>
+        </w:rPr>
+        <w:t>&gt;&gt; Section7b - Consommation alimentaire - 7 jours</w:t>
+      </w:r>
+    </w:p>
+    <w:p>
+      <w:pPr>
+        <w:ind w:left="283"/>
+      </w:pPr>
+      <w:r>
+        <w:rPr>
+          <w:sz w:val="20"/>
+        </w:rPr>
+        <w:t>- Attention ! Le prix unitaire d'achat (200 Fcfa) de Escargots en Morceau (Portion) (Petit) est relativement élevé par rapport aux autres prix observés dans cette zone. Prière de corriger ou de confirmer avec le QG. Attention ! Le prix unitaire d'achat (200 Fcfa) de Manioc en tubercules en Pièce (Moyen) est relativement élevé par rapport aux autres prix observés dans cette zone. Prière de corriger ou de confirmer avec le QG. Attention ! Le prix unitaire d'achat (200 Fcfa) de Pain moderne (Rond) en Pièce (Moyen) est relativement élevé par rapport aux autres prix observés dans cette zone. Prière de corriger ou de confirmer avec le QG. Attention ! Le prix unitaire d'achat (3500 Fcfa) de Concentré de tomate en Boite de tomate/Pot (Moyen) est relativement élevé par rapport aux autres prix observés dans cette zone. Prière de corriger ou de confirmer avec le QG. Attention ! Soupçons de quantité anormale! Le ménage de MAME ALY DIONGUE avec une taille de 5 personnes a consommé 2 Pièce en Petit de Concombre qui est relativement élevé comme consommation par rapport à la condition de vie des autres ménages de même taille dans cette zone. Prière de corriger ou de confirmer avec le QG. Avertissement!! Les quantités du Thé en feuille consommées en Pièce semble incoherent car les ménages consomment géneralement en sachet ou en paquet, prière de corriger ou confirmer avec le QG. Avertissement!!  le prix unitaire (2500 Fcfa) de Thé en feuille en Paquet de taille  Moyen est très faible ou élevé, prière de corriger. Avertissement!!! Le ménage a consommé 4 Paquet Petit de Thé en sachet, cette quantité semble anormale pour une consommation des 7 derniers jours.Prière de corriger ou de confirmer avec le QG. Avertissement!! le prix unitaire (150 Fcfa) de Thé en sachet (unité: Paquet) de taille Petit est très faible ou élevé. Prière de corriger ou de confirmer avec le QG. Incohérence!! Dans ce ménage, chaque individus consomme par jour 87.95029 Kg  de cereale; Prière de revoir les quantités prises de ces produits.</w:t>
+      </w:r>
+    </w:p>
+    <w:p>
+      <w:r>
+        <w:rPr>
+          <w:b/>
+          <w:color w:val="4672C4"/>
+          <w:sz w:val="22"/>
+        </w:rPr>
+        <w:t>&gt;&gt; Section10a - Existence entreprise non agricole</w:t>
+      </w:r>
+    </w:p>
+    <w:p>
+      <w:pPr>
+        <w:ind w:left="283"/>
+      </w:pPr>
+      <w:r>
+        <w:rPr>
+          <w:sz w:val="20"/>
+        </w:rPr>
+        <w:t>- Avertissement!!! Le ménage de MAME ALY DIONGUE a comme taille 5 personnes dont ils vivent à DAKAR Urbain et aucune d'entre ne possède une entreprise non agricole, prière de revoir cette partie de la section 10 de ce menage.</w:t>
+      </w:r>
+    </w:p>
+    <w:p>
+      <w:r>
+        <w:rPr>
+          <w:b/>
+          <w:color w:val="4672C4"/>
+          <w:sz w:val="22"/>
+        </w:rPr>
+        <w:t>&gt;&gt; Section12 - Actifs du menage</w:t>
+      </w:r>
+    </w:p>
+    <w:p>
+      <w:pPr>
+        <w:ind w:left="283"/>
+      </w:pPr>
+      <w:r>
+        <w:rPr>
+          <w:sz w:val="20"/>
+        </w:rPr>
+        <w:t xml:space="preserve">- Attention ! Appareil TV a été achété à 450000 Fcfa est relativement élevé par rapport aux autres prix d'achat observés dans cette zone. Prière de corriger ou de confirmer avec le QG. </w:t>
+        <w:br/>
+        <w:t>- Avertissement!!! Le prix d'achat (8000) de l'article  Bonbonne de gaz est inférieur aux prix de revente (12000)  avec l'âge du bien atteignant 15 ans. Prière de vérifier ou confirmer avec l'enquêté et mettre les bonnes valeurs après verification, s'il le faut.</w:t>
       </w:r>
     </w:p>
     <w:p>
@@ -1057,7 +1481,7 @@
         <w:rPr>
           <w:sz w:val="20"/>
         </w:rPr>
-        <w:t>- La section 16 du ménage de NDIAGA DIOUF n'est pas renseigné, prière de renseigner.</w:t>
+        <w:t>- La section 16 du ménage de MAME ALY DIONGUE n'est pas renseigné, prière de renseigner.</w:t>
       </w:r>
     </w:p>
     <w:p>
@@ -1361,7 +1785,7 @@
           </w:tcPr>
           <w:p>
             <w:r/>
-            <w:hyperlink r:id="rId10">
+            <w:hyperlink r:id="rId11">
               <w:r>
                 <w:rPr>
                   <w:color w:val="0563C1"/>
@@ -1382,6 +1806,27 @@
           <w:color w:val="4672C4"/>
           <w:sz w:val="22"/>
         </w:rPr>
+        <w:t>&gt;&gt; Section0 - Identification et renseignements de controle</w:t>
+      </w:r>
+    </w:p>
+    <w:p>
+      <w:pPr>
+        <w:ind w:left="283"/>
+      </w:pPr>
+      <w:r>
+        <w:rPr>
+          <w:sz w:val="20"/>
+        </w:rPr>
+        <w:t>- Le questionnaire semble ne pas être complètement fini mais le questionnaire est en statut complet, prière de compléter le questionnaire.</w:t>
+      </w:r>
+    </w:p>
+    <w:p>
+      <w:r>
+        <w:rPr>
+          <w:b/>
+          <w:color w:val="4672C4"/>
+          <w:sz w:val="22"/>
+        </w:rPr>
         <w:t>&gt;&gt; Section2 - Education</w:t>
       </w:r>
     </w:p>
@@ -1395,30 +1840,7 @@
         </w:rPr>
         <w:t xml:space="preserve">- Peu probable! Aimé diouf  n'arrive pas  à comprendre un petit texte lu dans une langue locale (s02q03). Veuillez corriger ou donner des explications au QG. </w:t>
         <w:br/>
-        <w:t>- Peu probable! Mamadou Diouf  n'arrive pas  à comprendre un petit texte lu dans une langue locale (s02q03). Veuillez corriger ou donner des explications au QG. Avertissement!! Mamadou Diouf qui sait écrire en français doit pouvoir lire en français.</w:t>
-      </w:r>
-    </w:p>
-    <w:p>
-      <w:r>
-        <w:rPr>
-          <w:b/>
-          <w:color w:val="4672C4"/>
-          <w:sz w:val="22"/>
-        </w:rPr>
-        <w:t>&gt;&gt; Section4b - Emploi - Activite principale</w:t>
-      </w:r>
-    </w:p>
-    <w:p>
-      <w:pPr>
-        <w:ind w:left="283"/>
-      </w:pPr>
-      <w:r>
-        <w:rPr>
-          <w:sz w:val="20"/>
-        </w:rPr>
-        <w:t xml:space="preserve">- Attention ! Le nombre de jours que Aimé diouf a travaillés par mois semble être inférieur à 15. Veuillez, s'il vous plaît, confirmer cette information. </w:t>
-        <w:br/>
-        <w:t>- Attention ! Le nombre de jours que Mamadou Diouf a travaillés par mois semble être inférieur à 15. Veuillez, s'il vous plaît, confirmer cette information.</w:t>
+        <w:t>- Peu probable! Mamadou Diouf  n'arrive pas  à comprendre un petit texte lu dans une langue locale (s02q03). Veuillez corriger ou donner des explications au QG. Peu probable! Mamadou Diouf  ne sait ni lire, ni écrire, ni comprendre dans aucune des langues  (s02q01,s02q02,s02q03). Veuillez corriger ou donner des explications au QG.</w:t>
       </w:r>
     </w:p>
     <w:p>
@@ -1439,7 +1861,7 @@
         <w:rPr>
           <w:sz w:val="20"/>
         </w:rPr>
-        <w:t>- Avertissement!!! Le ménage a consommé 4 Paquet Petit de Thé en sachet, cette quantité semble anormale pour une consommation des 7 derniers jours.Prière de corriger ou de confirmer avec le QG. Avertissement!! le prix unitaire (150 Fcfa) de Thé en sachet (unité: Paquet) de taille Petit est très faible ou élevé. Prière de corriger ou de confirmer avec le QG. Avertissement!!!Le ménage a consommé 700 Sachets industriel de Petit de Eau minérale/filtrée en sachet  ce qui semble incoherent pour une consommation aucours des 7 derniers jours, prière de verifier et corriger.</w:t>
+        <w:t>- Avertissement!!! Le ménage a consommé 4 Paquet Petit de Thé en sachet, cette quantité semble anormale pour une consommation des 7 derniers jours.Prière de corriger ou de confirmer avec le QG. Avertissement!! le prix unitaire (150 Fcfa) de Thé en sachet (unité: Paquet) de taille Petit est très faible ou élevé. Prière de corriger ou de confirmer avec le QG.</w:t>
       </w:r>
     </w:p>
     <w:p>
@@ -1869,7 +2291,7 @@
           </w:tcPr>
           <w:p>
             <w:r/>
-            <w:hyperlink r:id="rId11">
+            <w:hyperlink r:id="rId12">
               <w:r>
                 <w:rPr>
                   <w:color w:val="0563C1"/>
@@ -1890,6 +2312,27 @@
           <w:color w:val="4672C4"/>
           <w:sz w:val="22"/>
         </w:rPr>
+        <w:t>&gt;&gt; Section0 - Identification et renseignements de controle</w:t>
+      </w:r>
+    </w:p>
+    <w:p>
+      <w:pPr>
+        <w:ind w:left="283"/>
+      </w:pPr>
+      <w:r>
+        <w:rPr>
+          <w:sz w:val="20"/>
+        </w:rPr>
+        <w:t>- Le questionnaire semble ne pas être complètement fini mais le questionnaire est en statut complet, prière de compléter le questionnaire.</w:t>
+      </w:r>
+    </w:p>
+    <w:p>
+      <w:r>
+        <w:rPr>
+          <w:b/>
+          <w:color w:val="4672C4"/>
+          <w:sz w:val="22"/>
+        </w:rPr>
         <w:t>&gt;&gt; Section2 - Education</w:t>
       </w:r>
     </w:p>
@@ -1901,8 +2344,6 @@
         <w:rPr>
           <w:sz w:val="20"/>
         </w:rPr>
-        <w:t xml:space="preserve">- La raison principale que NDiabou Toure n'a pas été à l'école entre 2024/2025 est Mariage forcee et semble exister dans les modalités, prière de prendre attache avec le QG pour plus d'explication afin de la classer bien. </w:t>
-        <w:br/>
         <w:t xml:space="preserve">- Peu probable! Absa Willier  n'arrive pas  à comprendre un petit texte lu dans une langue locale (s02q03). Veuillez corriger ou donner des explications au QG. </w:t>
         <w:br/>
         <w:t xml:space="preserve">- Peu probable! Babacar Ndiaye  n'arrive pas  à comprendre un petit texte lu dans une langue locale (s02q03). Veuillez corriger ou donner des explications au QG. </w:t>
@@ -1942,25 +2383,9 @@
         <w:rPr>
           <w:sz w:val="20"/>
         </w:rPr>
-        <w:t xml:space="preserve">- || </w:t>
+        <w:t xml:space="preserve">- Le montant(105000 FCFA) des frais des médicaments achetés dans les officines privées de Nabou Diallo semble trop faible ou élevé, veuillez revoir ce montant. Le montant(15500 FCFA) des dépenses pour chaque visite prénatale de Nabou Diallo semble faible (voir nul) ou élevé, prière de corriger. </w:t>
         <w:br/>
-        <w:t xml:space="preserve">- </w:t>
-        <w:br/>
-        <w:t xml:space="preserve">- </w:t>
-        <w:br/>
-        <w:t xml:space="preserve">- </w:t>
-        <w:br/>
-        <w:t xml:space="preserve">- </w:t>
-        <w:br/>
-        <w:t xml:space="preserve">- </w:t>
-        <w:br/>
-        <w:t xml:space="preserve">- </w:t>
-        <w:br/>
-        <w:t xml:space="preserve">- </w:t>
-        <w:br/>
-        <w:t xml:space="preserve">- </w:t>
-        <w:br/>
-        <w:t>- La section n'est pas renseignée pour Nabou Diallo, prière de la renseigner.</w:t>
+        <w:t>- Le principal problème de santé que Ibrahima Willier a eu est Asthma et semble exister dans les modalités, prière de prendre attache avec le QG pour plus d'explication afin de la classer bien.</w:t>
       </w:r>
     </w:p>
     <w:p>
@@ -2004,17 +2429,30 @@
         <w:rPr>
           <w:sz w:val="20"/>
         </w:rPr>
-        <w:t xml:space="preserve">- AvertissementBintou Ndiaye  travaille mais les questions relatives à son emploi principal ne sont pas renseignées à 100%, prière de les renseigner. Vous avez sélectionné l'option 'Ne sait pas' pour la catégorie socioprofessionnelle de Bintou Ndiaye ou vous ne l'avez pas renseigné. prière de corriger. </w:t>
+        <w:t xml:space="preserve">- Avertissement!!! Cheikh Tidiane Willier est un Professeurs d'université et d'établissements d'enseignement supérieur qui travaille dans Entreprise Privée et a declaré comme catégorie socioprofessionnelle Ouvrier ou employé qualifié , prière de vérifier cette information de catégorie socioprofessionnelle auprès de l'enquêté (e) ou confirmer avec le QG. </w:t>
         <w:br/>
-        <w:t xml:space="preserve">-  AvertissementCheikh Tidiane Willier  travaille mais les questions relatives à son emploi principal ne sont pas renseignées à 100%, prière de les renseigner. Vous avez sélectionné l'option 'Ne sait pas' pour la catégorie socioprofessionnelle de Cheikh Tidiane Willier ou vous ne l'avez pas renseigné. prière de corriger. </w:t>
-        <w:br/>
-        <w:t xml:space="preserve">-  AvertissementElh adji Diop  travaille mais les questions relatives à son emploi principal ne sont pas renseignées à 100%, prière de les renseigner. Vous avez sélectionné l'option 'Ne sait pas' pour la catégorie socioprofessionnelle de Elh adji Diop ou vous ne l'avez pas renseigné. prière de corriger. </w:t>
-        <w:br/>
-        <w:t xml:space="preserve">-  AvertissementFatoumata Sene  travaille mais les questions relatives à son emploi principal ne sont pas renseignées à 100%, prière de les renseigner. Vous avez sélectionné l'option 'Ne sait pas' pour la catégorie socioprofessionnelle de Fatoumata Sene ou vous ne l'avez pas renseigné. prière de corriger. </w:t>
-        <w:br/>
-        <w:t xml:space="preserve">-  AvertissementMame Sanou Ndiour  travaille mais les questions relatives à son emploi principal ne sont pas renseignées à 100%, prière de les renseigner. Vous avez sélectionné l'option 'Ne sait pas' pour la catégorie socioprofessionnelle de Mame Sanou Ndiour ou vous ne l'avez pas renseigné. prière de corriger. </w:t>
-        <w:br/>
-        <w:t>-  AvertissementNDiabou Toure  travaille mais les questions relatives à son emploi principal ne sont pas renseignées à 100%, prière de les renseigner. Vous avez sélectionné l'option 'Ne sait pas' pour la catégorie socioprofessionnelle de NDiabou Toure ou vous ne l'avez pas renseigné. prière de corriger.</w:t>
+        <w:t>- Incohérence détectée ! Il semble peu probable que NDiabou Toure occupe un emploi pour l'ETAT/collectivités locales ou dans une entreprise publique/parapublique tout en travaillant moins de  6h par jour. Veuillez, s'il vous plaît, corriger cette information. Avertissement!!! NDiabou Toure est un Employés, service du personnel qui travaille dans Etat/Collectivités locales et a declaré comme catégorie socioprofessionnelle Ouvrier ou employé qualifié , prière de vérifier cette information de catégorie socioprofessionnelle auprès de l'enquêté (e) ou confirmer avec le QG.</w:t>
+      </w:r>
+    </w:p>
+    <w:p>
+      <w:r>
+        <w:rPr>
+          <w:b/>
+          <w:color w:val="4672C4"/>
+          <w:sz w:val="22"/>
+        </w:rPr>
+        <w:t>&gt;&gt; Section4c - Emploi - Activite secondaire</w:t>
+      </w:r>
+    </w:p>
+    <w:p>
+      <w:pPr>
+        <w:ind w:left="283"/>
+      </w:pPr>
+      <w:r>
+        <w:rPr>
+          <w:sz w:val="20"/>
+        </w:rPr>
+        <w:t>- Attention ! Le nombre de jours que Bintou Ndiaye a travaillés par mois semble être inférieur à 15. Veuillez, s'il vous plaît, confirmer cette information. Avertissement!!! les informations de Bintou Ndiaye sur le nombre de mois, jours ou heures de son emploi secondaire sont superieur a celles de son emploi principal , veuillez corriger ou confirmer aupres du QG.</w:t>
       </w:r>
     </w:p>
     <w:p>
@@ -2035,81 +2473,9 @@
         <w:rPr>
           <w:sz w:val="20"/>
         </w:rPr>
-        <w:t xml:space="preserve">- Avertissement!!! NDiabou Toure a demandé un crédit auprès d'une institution financière au cours des 12 derniers mois, qui a obtenu un crédit auprès d'une de ces institutions au cours des 12 derniers mois dit n'avoir pas beneficer de crédit immobilier. Veuillez vous rassurez réellement que la personne n'a pas affecté de crédit immobilier. Le nombre d'échéances de remboursement restant de NDiabou Toure ne peut être égal à 0 pour ce credit autres qu'immobilier en cours, veuillez revoir la question et corriger ou confirmer avec le QG.  La   principale utilisation que NDiabou Toure a fait de ce dernier crédit est complement frais de voyage de ma fille qui est au maroc et semble exister dans les modalités, prière de prendre attache avec le QG pour plus d'explication afin de la classer bien. </w:t>
+        <w:t xml:space="preserve">- Avertissement!!! Bintou Ndiaye a demandé un crédit auprès d'une institution financière au cours des 12 derniers mois, qui a obtenu un crédit auprès d'une de ces institutions au cours des 12 derniers mois dit n'avoir pas beneficer de crédit immobilier. Veuillez vous rassurez réellement que la personne n'a pas affecté de crédit immobilier. </w:t>
         <w:br/>
-        <w:t xml:space="preserve">-  La  raison pourquoi Fatoumata Sene n'a pas demandé de crédit auprès d'une institution financière au cours des 12 derniers mois est peur du credit bancaire trop de risque et semble exister dans les modalités, prière de prendre attache avec le QG pour plus d'explication afin de la classer bien. </w:t>
-        <w:br/>
-        <w:t xml:space="preserve">- Il est impératif de renseigner la question : #Est-ce que Bintou Ndiaye possède un compte dans les établissements financiers suivants ou une carte prépayée ?# même si la personne ne dispose pas de compte, veuillez les renseigner s'il vous plaît. </w:t>
-        <w:br/>
-        <w:t>- Il est impératif de renseigner la question : #Est-ce que Cheikh Tidiane Willier possède un compte dans les établissements financiers suivants ou une carte prépayée ?# même si la personne ne dispose pas de compte, veuillez les renseigner s'il vous plaît.</w:t>
-      </w:r>
-    </w:p>
-    <w:p>
-      <w:r>
-        <w:rPr>
-          <w:b/>
-          <w:color w:val="4672C4"/>
-          <w:sz w:val="22"/>
-        </w:rPr>
-        <w:t>&gt;&gt; Section7a1 - Repas pris a l'exterieur du menage</w:t>
-      </w:r>
-    </w:p>
-    <w:p>
-      <w:pPr>
-        <w:ind w:left="283"/>
-      </w:pPr>
-      <w:r>
-        <w:rPr>
-          <w:sz w:val="20"/>
-        </w:rPr>
-        <w:t>- Attention ! La section sur le repas pris à l'extérieur du ménage n'est pas renseignée à 100 %. Prière de vérifier l'ensemble des questions relatives à cette section et de les renseigner en totalité.</w:t>
-      </w:r>
-    </w:p>
-    <w:p>
-      <w:r>
-        <w:rPr>
-          <w:b/>
-          <w:color w:val="4672C4"/>
-          <w:sz w:val="22"/>
-        </w:rPr>
-        <w:t>&gt;&gt; Section7a2 - Repas pris a l'exterieur du menage</w:t>
-      </w:r>
-    </w:p>
-    <w:p>
-      <w:pPr>
-        <w:ind w:left="283"/>
-      </w:pPr>
-      <w:r>
-        <w:rPr>
-          <w:sz w:val="20"/>
-        </w:rPr>
-        <w:t xml:space="preserve">- La section sur le repas pris à l'extérieur du ménage du membre Absa Willier n'est pas renseignée à 100 %. Prière de vérifier l'ensemble des questions relatives à ce membre et de les renseigner en totalité. </w:t>
-        <w:br/>
-        <w:t xml:space="preserve">- La section sur le repas pris à l'extérieur du ménage du membre Babacar Ndiaye n'est pas renseignée à 100 %. Prière de vérifier l'ensemble des questions relatives à ce membre et de les renseigner en totalité. </w:t>
-        <w:br/>
-        <w:t xml:space="preserve">- La section sur le repas pris à l'extérieur du ménage du membre Bassirou Ndiaye n'est pas renseignée à 100 %. Prière de vérifier l'ensemble des questions relatives à ce membre et de les renseigner en totalité. </w:t>
-        <w:br/>
-        <w:t xml:space="preserve">- La section sur le repas pris à l'extérieur du ménage du membre Binta Diop n'est pas renseignée à 100 %. Prière de vérifier l'ensemble des questions relatives à ce membre et de les renseigner en totalité. </w:t>
-        <w:br/>
-        <w:t xml:space="preserve">- La section sur le repas pris à l'extérieur du ménage du membre Bintou Ndiaye n'est pas renseignée à 100 %. Prière de vérifier l'ensemble des questions relatives à ce membre et de les renseigner en totalité. </w:t>
-        <w:br/>
-        <w:t xml:space="preserve">- La section sur le repas pris à l'extérieur du ménage du membre Cheikh Tidiane Willier n'est pas renseignée à 100 %. Prière de vérifier l'ensemble des questions relatives à ce membre et de les renseigner en totalité. </w:t>
-        <w:br/>
-        <w:t xml:space="preserve">- La section sur le repas pris à l'extérieur du ménage du membre Elh adji Diop n'est pas renseignée à 100 %. Prière de vérifier l'ensemble des questions relatives à ce membre et de les renseigner en totalité. </w:t>
-        <w:br/>
-        <w:t xml:space="preserve">- La section sur le repas pris à l'extérieur du ménage du membre Fatou Sow n'est pas renseignée à 100 %. Prière de vérifier l'ensemble des questions relatives à ce membre et de les renseigner en totalité. </w:t>
-        <w:br/>
-        <w:t xml:space="preserve">- La section sur le repas pris à l'extérieur du ménage du membre Fatoumata Sene n'est pas renseignée à 100 %. Prière de vérifier l'ensemble des questions relatives à ce membre et de les renseigner en totalité. </w:t>
-        <w:br/>
-        <w:t xml:space="preserve">- La section sur le repas pris à l'extérieur du ménage du membre Ibrahima Willier n'est pas renseignée à 100 %. Prière de vérifier l'ensemble des questions relatives à ce membre et de les renseigner en totalité. </w:t>
-        <w:br/>
-        <w:t xml:space="preserve">- La section sur le repas pris à l'extérieur du ménage du membre Mame Sanou Ndiour n'est pas renseignée à 100 %. Prière de vérifier l'ensemble des questions relatives à ce membre et de les renseigner en totalité. </w:t>
-        <w:br/>
-        <w:t xml:space="preserve">- La section sur le repas pris à l'extérieur du ménage du membre NDiabou Toure n'est pas renseignée à 100 %. Prière de vérifier l'ensemble des questions relatives à ce membre et de les renseigner en totalité. </w:t>
-        <w:br/>
-        <w:t xml:space="preserve">- La section sur le repas pris à l'extérieur du ménage du membre Nabou Diallo n'est pas renseignée à 100 %. Prière de vérifier l'ensemble des questions relatives à ce membre et de les renseigner en totalité. </w:t>
-        <w:br/>
-        <w:t>- La section sur le repas pris à l'extérieur du ménage du membre Ousmane Ndiaye n'est pas renseignée à 100 %. Prière de vérifier l'ensemble des questions relatives à ce membre et de les renseigner en totalité.</w:t>
+        <w:t>-  Avertissement!!! NDiabou Toure a demandé un crédit auprès d'une institution financière au cours des 12 derniers mois, qui a obtenu un crédit auprès d'une de ces institutions au cours des 12 derniers mois dit n'avoir pas beneficer de crédit immobilier. Veuillez vous rassurez réellement que la personne n'a pas affecté de crédit immobilier. Avertissement!!! NDiabou Toure est un Employés, service du personnel qui travaille dans Etat/Collectivités locales et est un Ouvrier ou employé qualifié mais dit n'avoir pas de compte dans une banque classique, prière de vérifier auprès de l'enquêté (e) ou confirmer avec le QG.  La   principale utilisation que NDiabou Toure a fait de ce dernier crédit est complement frais de voyage de ma fille qui est au maroc et semble exister dans les modalités, prière de prendre attache avec le QG pour plus d'explication afin de la classer bien.</w:t>
       </w:r>
     </w:p>
     <w:p>
@@ -2130,7 +2496,7 @@
         <w:rPr>
           <w:sz w:val="20"/>
         </w:rPr>
-        <w:t>- Le ménage a consommé  mais les informations sur la quantité, l'unité ou la taille ne sont pas renseignées.Prière de renseigner. Le ménage a consommé  mais les informations sur la quantité, l'unité ou la taille ne sont pas renseignées.Prière de renseigner. Le ménage a consommé Ail mais les informations sur la quantité, l'unité ou la taille ne sont pas renseignées.Prière de renseigner. Le ménage a consommé Arachides pilées mais les informations sur la quantité, l'unité ou la taille ne sont pas renseignées.Prière de renseigner. Le ménage a consommé Aubergine   mais les informations sur la quantité, l'unité ou la taille ne sont pas renseignées.Prière de renseigner. Le ménage a consommé Aubergine sauvage  mais les informations sur la quantité, l'unité ou la taille ne sont pas renseignées.Prière de renseigner. Le ménage a consommé Autres condiments (persil, céléri, etc.) mais les informations sur la quantité, l'unité ou la taille ne sont pas renseignées.Prière de renseigner. Le ménage a consommé Autres fruits de mer mais les informations sur la quantité, l'unité ou la taille ne sont pas renseignées.Prière de renseigner. Le ménage a consommé Autres tisanes et infusions n.d.a. (quinqueliba, citronnelle, etc.) mais les informations sur la quantité, l'unité ou la taille ne sont pas renseignées.Prière de renseigner. Le ménage a consommé Banane douce mais les informations sur la quantité, l'unité ou la taille ne sont pas renseignées.Prière de renseigner. Le ménage a consommé Beurre mais les informations sur la quantité, l'unité ou la taille ne sont pas renseignées.Prière de renseigner. Le ménage a consommé Café en poudre soluble mais les informations sur la quantité, l'unité ou la taille ne sont pas renseignées.Prière de renseigner. Le ménage a consommé Capitaine frais mais les informations sur la quantité, l'unité ou la taille ne sont pas renseignées.Prière de renseigner. Le ménage a consommé Caramel, bonbons, confiseries, etc. mais les informations sur la quantité, l'unité ou la taille ne sont pas renseignées.Prière de renseigner. Le ménage a consommé Carotte mais les informations sur la quantité, l'unité ou la taille ne sont pas renseignées.Prière de renseigner. Le ménage a consommé Carpe frais mais les informations sur la quantité, l'unité ou la taille ne sont pas renseignées.Prière de renseigner. Le ménage a consommé Chocolat pâte à tartiner mais les informations sur la quantité, l'unité ou la taille ne sont pas renseignées.Prière de renseigner. Le ménage a consommé Choux mais les informations sur la quantité, l'unité ou la taille ne sont pas renseignées.Prière de renseigner. Le ménage a consommé Citron mais les informations sur la quantité, l'unité ou la taille ne sont pas renseignées.Prière de renseigner. Le ménage a consommé Concentré de tomate mais les informations sur la quantité, l'unité ou la taille ne sont pas renseignées.Prière de renseigner. Le ménage a consommé Concombre mais les informations sur la quantité, l'unité ou la taille ne sont pas renseignées.Prière de renseigner. Le ménage a consommé Conserves de viande mais les informations sur la quantité, l'unité ou la taille ne sont pas renseignées.Prière de renseigner. Le ménage a consommé Corrossol mais les informations sur la quantité, l'unité ou la taille ne sont pas renseignées.Prière de renseigner. Le ménage a consommé Courge mais les informations sur la quantité, l'unité ou la taille ne sont pas renseignées.Prière de renseigner. Le ménage a consommé Cube alimentaire (Maggi, Jumbo, ) mais les informations sur la quantité, l'unité ou la taille ne sont pas renseignées.Prière de renseigner. Le ménage a consommé Eau minérale/filtrée en bouteille locale mais les informations sur la quantité, l'unité ou la taille ne sont pas renseignées.Prière de renseigner. Le ménage a consommé Eau minérale/filtrée en sachet mais les informations sur la quantité, l'unité ou la taille ne sont pas renseignées.Prière de renseigner. Le ménage a consommé Escargots mais les informations sur la quantité, l'unité ou la taille ne sont pas renseignées.Prière de renseigner. Le ménage a consommé Farine de mil mais les informations sur la quantité, l'unité ou la taille ne sont pas renseignées.Prière de renseigner. Le ménage a consommé Feuilles de  Haricot mais les informations sur la quantité, l'unité ou la taille ne sont pas renseignées.Prière de renseigner. Le ménage a consommé Feuilles de Fakoye (Feuille de corete) mais les informations sur la quantité, l'unité ou la taille ne sont pas renseignées.Prière de renseigner. Le ménage a consommé Feuilles de patate mais les informations sur la quantité, l'unité ou la taille ne sont pas renseignées.Prière de renseigner. Le ménage a consommé Fromage mais les informations sur la quantité, l'unité ou la taille ne sont pas renseignées.Prière de renseigner. Le ménage a consommé Gombo frais mais les informations sur la quantité, l'unité ou la taille ne sont pas renseignées.Prière de renseigner. Le ménage a consommé Huile de palme raffinée mais les informations sur la quantité, l'unité ou la taille ne sont pas renseignées.Prière de renseigner. Le ménage a consommé Jus de fruits type 1 (orange, ananas, bissap, gingembre, jus de cajou, etc.) mais les informations sur la quantité, l'unité ou la taille ne sont pas renseignées.Prière de renseigner. Le ménage a consommé Jus de fruits type 2 (Tampico, Pressea,etc.) mais les informations sur la quantité, l'unité ou la taille ne sont pas renseignées.Prière de renseigner. Le ménage a consommé Lait caillé mais les informations sur la quantité, l'unité ou la taille ne sont pas renseignées.Prière de renseigner. Le ménage a consommé Lait concentré non-sucré mais les informations sur la quantité, l'unité ou la taille ne sont pas renseignées.Prière de renseigner. Le ménage a consommé Lait concentré sucré mais les informations sur la quantité, l'unité ou la taille ne sont pas renseignées.Prière de renseigner. Le ménage a consommé Lait en poudre mais les informations sur la quantité, l'unité ou la taille ne sont pas renseignées.Prière de renseigner. Le ménage a consommé Lait frais stérilisé, demi écrémé mais les informations sur la quantité, l'unité ou la taille ne sont pas renseignées.Prière de renseigner. Le ménage a consommé Mandarine/Clémentine mais les informations sur la quantité, l'unité ou la taille ne sont pas renseignées.Prière de renseigner. Le ménage a consommé Manioc en tubercules mais les informations sur la quantité, l'unité ou la taille ne sont pas renseignées.Prière de renseigner. Le ménage a consommé Mayonnaise mais les informations sur la quantité, l'unité ou la taille ne sont pas renseignées.Prière de renseigner. Le ménage a consommé Mil mais les informations sur la quantité, l'unité ou la taille ne sont pas renseignées.Prière de renseigner. Le ménage a consommé Moutarde mais les informations sur la quantité, l'unité ou la taille ne sont pas renseignées.Prière de renseigner. Le ménage a consommé Niébé/Haricots secs mais les informations sur la quantité, l'unité ou la taille ne sont pas renseignées.Prière de renseigner. Le ménage a consommé Oignon frais mais les informations sur la quantité, l'unité ou la taille ne sont pas renseignées.Prière de renseigner. Le ménage a consommé Pain moderne (Baguette) mais les informations sur la quantité, l'unité ou la taille ne sont pas renseignées.Prière de renseigner. Le ménage a consommé Pastèque mais les informations sur la quantité, l'unité ou la taille ne sont pas renseignées.Prière de renseigner. Le ménage a consommé Piment frais mais les informations sur la quantité, l'unité ou la taille ne sont pas renseignées.Prière de renseigner. Le ménage a consommé Piment séché mais les informations sur la quantité, l'unité ou la taille ne sont pas renseignées.Prière de renseigner. Le ménage a consommé Poireau mais les informations sur la quantité, l'unité ou la taille ne sont pas renseignées.Prière de renseigner. Le ménage a consommé Poisson frais type 11 mais les informations sur la quantité, l'unité ou la taille ne sont pas renseignées.Prière de renseigner. Le ménage a consommé Poisson frais type 9 mais les informations sur la quantité, l'unité ou la taille ne sont pas renseignées.Prière de renseigner. Le ménage a consommé Poivre mais les informations sur la quantité, l'unité ou la taille ne sont pas renseignées.Prière de renseigner. Le ménage a consommé Poivron frais mais les informations sur la quantité, l'unité ou la taille ne sont pas renseignées.Prière de renseigner. Le ménage a consommé Pomme de terre mais les informations sur la quantité, l'unité ou la taille ne sont pas renseignées.Prière de renseigner. Le ménage a consommé Pommes mais les informations sur la quantité, l'unité ou la taille ne sont pas renseignées.Prière de renseigner. Le ménage a consommé Poulet sur pied mais les informations sur la quantité, l'unité ou la taille ne sont pas renseignées.Prière de renseigner. Le ménage a consommé Riz local Gambiaka mais les informations sur la quantité, l'unité ou la taille ne sont pas renseignées.Prière de renseigner. Le ménage a consommé Salade (laitue) mais les informations sur la quantité, l'unité ou la taille ne sont pas renseignées.Prière de renseigner. Le ménage a consommé Saucisson/saucisses mais les informations sur la quantité, l'unité ou la taille ne sont pas renseignées.Prière de renseigner. Le ménage a consommé Sel mais les informations sur la quantité, l'unité ou la taille ne sont pas renseignées.Prière de renseigner. Difficile de consommer le Sel en   prière de verifier. Le ménage a consommé Soumbala (moutarde africaine) mais les informations sur la quantité, l'unité ou la taille ne sont pas renseignées.Prière de renseigner. Le ménage a consommé Spaghettis mais les informations sur la quantité, l'unité ou la taille ne sont pas renseignées.Prière de renseigner. Le ménage a consommé Sucre en poudre  mais les informations sur la quantité, l'unité ou la taille ne sont pas renseignées.Prière de renseigner. Le ménage a consommé Tamarin noir mais les informations sur la quantité, l'unité ou la taille ne sont pas renseignées.Prière de renseigner. Le ménage a consommé Thé en sachet mais les informations sur la quantité, l'unité ou la taille ne sont pas renseignées.Prière de renseigner. Avertissement!!! Le ménage a consommé .a   de Thé en sachet, cette quantité semble anormale pour une consommation des 7 derniers jours.Les ménages consomment géneralement en sachet ou en paquet, prière de corriger ou de confirmer avec le QG. Le ménage a consommé Tomate fraîche mais les informations sur la quantité, l'unité ou la taille ne sont pas renseignées.Prière de renseigner. Le ménage a consommé Viande de bœuf: filet, faux-filet mais les informations sur la quantité, l'unité ou la taille ne sont pas renseignées.Prière de renseigner. Le ménage a consommé Vinaigre de vin mais les informations sur la quantité, l'unité ou la taille ne sont pas renseignées.Prière de renseigner. Le ménage a consommé Œufs frais mais les informations sur la quantité, l'unité ou la taille ne sont pas renseignées.Prière de renseigner.</w:t>
+        <w:t>- Attention ! Le prix unitaire d'achat (100 Fcfa) de Moutarde en Sachets (Petit) est relativement élevé par rapport aux autres prix observés dans cette zone. Prière de corriger ou de confirmer avec le QG. Attention ! Soupçons de quantité anormale! Le ménage de NDIABOU TOURE avec une taille de 14 personnes a consommé 5 Sachets en Petit de Moutarde qui est relativement élevé comme consommation par rapport à la condition de vie des autres ménages de même taille dans cette zone. Prière de corriger ou de confirmer avec le QG. Attention ! Le prix unitaire d'achat (150 Fcfa) de Beurre en Tablette (Petit) est relativement faible par rapport aux autres prix observés dans cette zone. Prière de corriger ou de confirmer avec le QG. Attention ! Le prix unitaire d'achat (150 Fcfa) de Carotte en Pièce (Petit) est relativement élevé par rapport aux autres prix observés dans cette zone. Prière de corriger ou de confirmer avec le QG. Attention ! Le prix unitaire d'achat (150 Fcfa) de Piment frais en Sachets (Petit) est relativement élevé par rapport aux autres prix observés dans cette zone. Prière de corriger ou de confirmer avec le QG. Attention ! Le prix unitaire d'achat (1500 Fcfa) de Poisson frais type 9 en Tas (Petit) est relativement élevé par rapport aux autres prix observés dans cette zone. Prière de corriger ou de confirmer avec le QG. Attention ! Le prix unitaire d'achat (200 Fcfa) de Manioc en tubercules en Pièce (Petit) est relativement élevé par rapport aux autres prix observés dans cette zone. Prière de corriger ou de confirmer avec le QG. Attention ! Le prix unitaire d'achat (200 Fcfa) de Spaghettis en Sachets industriel (Petit) est relativement faible par rapport aux autres prix observés dans cette zone. Prière de corriger ou de confirmer avec le QG. Attention ! Le prix unitaire d'achat (2000 Fcfa) de Pastèque en Pièce (Moyen) est relativement élevé par rapport aux autres prix observés dans cette zone. Prière de corriger ou de confirmer avec le QG. Attention ! Le prix unitaire d'achat (500 Fcfa) de Autres tisanes et infusions n.d.a. (quinqueliba, citronnelle, etc.) en Sachets (Moyen) est relativement élevé par rapport aux autres prix observés dans cette zone. Prière de corriger ou de confirmer avec le QG. Attention ! Soupçons de quantité anormale! Le ménage de NDIABOU TOURE avec une taille de 14 personnes a consommé 10 Tas en Petit de Poireau qui est relativement élevé comme consommation par rapport à la condition de vie des autres ménages de même taille dans cette zone. Prière de corriger ou de confirmer avec le QG. Avertissement!! La quantité (3.75 litre) du produit Huile de palme raffinée consommée  par le ménage semble très élevé, prière de corriger ou confirmer avec le QG. Avertissement!!! Le ménage a consommé 14 Cuillère Petit de Chocolat pâte à tartiner, cette quantité semble anormale pour une consommation des 7 derniers jours.Prière de corriger ou de confirmer avec le QG. Avertissement!!! Le ménage a consommé 14 Sachets industriel Petit de Chocolat en tablettes à croquer, cette quantité semble anormale pour une consommation des 7 derniers jours.Prière de corriger ou de confirmer avec le QG. Avertissement!!! Le ménage a consommé 28 Paquet Petit de Caramel, bonbons, confiseries, etc., cette quantité semble anormale pour une consommation des 7 derniers jours.Prière de corriger ou de confirmer avec le QG. Attention ! Le prix unitaire d'achat (200 Fcfa) de Caramel, bonbons, confiseries, etc. en Paquet (Petit) est relativement élevé par rapport aux autres prix observés dans cette zone. Prière de corriger ou de confirmer avec le QG. Avertissement!!! Le ménage a consommé 28 Pièce Petit de Sucre en morceaux, cette quantité semble anormale pour une consommation des 7 derniers jours.Prière de corriger ou de confirmer avec le QG. Avertissement!!! Le ménage a consommé 9 Paquet Petit de Thé en sachet, cette quantité semble anormale pour une consommation des 7 derniers jours.Prière de corriger ou de confirmer avec le QG. Avertissement!! le prix unitaire (150 Fcfa) de Thé en sachet (unité: Paquet) de taille Petit est très faible ou élevé. Prière de corriger ou de confirmer avec le QG. Difficile de consommer le Sel en Sachets industriel Moyen prière de verifier. Incohérence!! Dans ce ménage, chaque individus consomme par jour 28.36653 Kg  de cereale; Prière de revoir les quantités prises de ces produits. Incohérence!! Dans ce ménage, chaque individus consomme par jour 28.36653 Kg  de cereale; Prière de revoir les quantités prises de ces produits. Attention ! Le prix unitaire d'achat (700 Fcfa) de Mil en Kg (taille unique) est relativement élevé par rapport aux autres prix observés dans cette zone. Prière de corriger ou de confirmer avec le QG.</w:t>
       </w:r>
     </w:p>
     <w:p>
@@ -2178,17 +2544,11 @@
         </w:rPr>
         <w:t xml:space="preserve">- La dernière fois que vous avez acheté Frais de blanchiment des vêtements, linge, etc. (Pressing) est lingere et semble exister dans les modalités, prière de prendre attache avec le QG pour plus d'explication afin de la classer bien. </w:t>
         <w:br/>
-        <w:t xml:space="preserve">-  La dernière fois que vous avez acheté Frais de coiffure homme et femme (salon, tressage, mèches, coupe, etc.), manucure, pédicure est coiffeuse et semble exister dans les modalités, prière de prendre attache avec le QG pour plus d'explication afin de la classer bien. </w:t>
-        <w:br/>
-        <w:t xml:space="preserve">-  La dernière fois que vous avez acheté Lait, lotion de toilette corporelle (glycérine, vaseline, etc.), produits de maquillage est cosmetique et semble exister dans les modalités, prière de prendre attache avec le QG pour plus d'explication afin de la classer bien. </w:t>
-        <w:br/>
         <w:t xml:space="preserve">-  La dernière fois que vous avez acheté Salaire du personnel de maison (gardien, boy, chauffeur, cuisinier, etc. ) est domestique et semble exister dans les modalités, prière de prendre attache avec le QG pour plus d'explication afin de la classer bien. </w:t>
         <w:br/>
-        <w:t xml:space="preserve">-  La dernière fois que vous avez acheté Savon de toilette, shampoing est cosmetique et semble exister dans les modalités, prière de prendre attache avec le QG pour plus d'explication afin de la classer bien. </w:t>
+        <w:t xml:space="preserve">- Peu plausible! le montant de la dépense pour  Savon de ménage, lessive en poudre, détergents (eau de javel, etc. ) semble trop élevé. Veuillez, s'il vous plaît, confirmer cette information avec le QG ou la corriger. </w:t>
         <w:br/>
-        <w:t xml:space="preserve">-  La dernière fois que vous avez acheté Tickect/service de péage urbain est gare peage et semble exister dans les modalités, prière de prendre attache avec le QG pour plus d'explication afin de la classer bien. </w:t>
-        <w:br/>
-        <w:t>- Peu plausible! le montant de la dépense pour  Savon de ménage, lessive en poudre, détergents (eau de javel, etc. ) semble trop élevé. Veuillez, s'il vous plaît, confirmer cette information avec le QG ou la corriger.</w:t>
+        <w:t>- Peu plausible! le montant de la dépense pour Essence pour véhicule semble trop élevé.Veuillez, s'il vous plaît, confirmer cette information avec le QG ou la corriger.</w:t>
       </w:r>
     </w:p>
     <w:p>
@@ -2219,7 +2579,7 @@
           <w:color w:val="4672C4"/>
           <w:sz w:val="22"/>
         </w:rPr>
-        <w:t>&gt;&gt; Section9e - Depenses non-alimentaires - 6 mois</w:t>
+        <w:t>&gt;&gt; Section10b - caracteristiques entreprise non agricole</w:t>
       </w:r>
     </w:p>
     <w:p>
@@ -2230,40 +2590,11 @@
         <w:rPr>
           <w:sz w:val="20"/>
         </w:rPr>
-        <w:t xml:space="preserve">- La dernière fois que vous avez acheté Parfums est cosmetique et semble exister dans les modalités, prière de prendre attache avec le QG pour plus d'explication afin de la classer bien. </w:t>
+        <w:t xml:space="preserve">- || Le montant dépensé de l'entreprise Activite Thiack Thiack en achat de matières premières pour les produits vendus au cours des 30 derniers jours ou durant le dernier mois où l'entreprise a fonctionné ne peut pas être supéreur aux montants obtenus sur la vente de produits transformés par l'entreprise au cours de cette même période où l'entreprise a fonctionné (s10q49 &gt; s10q48), prière de corriger. L'entreprise Activite Thiack Thiack a depensé en achat de matières premières pour les produits vendus (s10q49 different de 0) mais dit n'avoir réçu aucune somme sur la vente de produits transformés (s10q48 est égal à 0), prière de fournir de l'effort pour estimer le montant obtenu sur la vente vente de produits transformés. </w:t>
         <w:br/>
-        <w:t xml:space="preserve">- Peu plausible! le montant de la dépense pour Chaussures hommes semble élevé. Veuillez, s'il vous plaît, confirmer cette information avec le QG ou la corriger. </w:t>
+        <w:t xml:space="preserve">- Le montant dépensé de l'entreprise Activite Thiack Thiack en achat de matières premières pour les produits vendus au cours des 30 derniers jours ou durant le dernier mois où l'entreprise a fonctionné ne peut pas être supéreur aux montants obtenus sur la vente de produits transformés par l'entreprise au cours de cette même période où l'entreprise a fonctionné (s10q49 &gt; s10q48), prière de corriger. L'entreprise Activite Thiack Thiack a depensé en achat de matières premières pour les produits vendus (s10q49 different de 0) mais dit n'avoir réçu aucune somme sur la vente de produits transformés (s10q48 est égal à 0), prière de fournir de l'effort pour estimer le montant obtenu sur la vente vente de produits transformés. </w:t>
         <w:br/>
-        <w:t xml:space="preserve">- Peu plausible! le montant de la dépense pour Frais de confection et de réparation de vêtements femme: robe, pantalon, jupe, ensemble, réparation, location, etc. semble élevé. Veuillez, s'il vous plaît, confirmer cette information avec le QG ou la corriger. </w:t>
-        <w:br/>
-        <w:t xml:space="preserve">- Peu plausible! le montant de la dépense pour Lubrifiants (huile moteur; huile de frein; liquide batterie (acide); graisses; autres lubrifiants n.d.a.) semble élevé. Veuillez, s'il vous plaît, confirmer cette information avec le QG ou la corriger. </w:t>
-        <w:br/>
-        <w:t xml:space="preserve">- Peu plausible! le montant de la dépense pour Sous-vêtements femme (15 ans et plus): slip, jupon, tee shirt,soutien gorge, collant, etc. semble élevé. Veuillez, s'il vous plaît, confirmer cette information avec le QG ou la corriger. </w:t>
-        <w:br/>
-        <w:t xml:space="preserve">- Peu plausible! le montant de la dépense pour Sous-vêtements homme (15 ans et plus): slip, chaussettes, tee shirt et maillot de corps, etc. semble élevé. Veuillez, s'il vous plaît, confirmer cette information avec le QG ou la corriger. </w:t>
-        <w:br/>
-        <w:t>- Peu plausible! le montant de la dépense pour Vêtements hommes (15 ans et plus): chemise, pantalon, veste, ensemble, vêtements de travail, etc. semble élevé. Veuillez, s'il vous plaît, confirmer cette information avec le QG ou la corriger.</w:t>
-      </w:r>
-    </w:p>
-    <w:p>
-      <w:r>
-        <w:rPr>
-          <w:b/>
-          <w:color w:val="4672C4"/>
-          <w:sz w:val="22"/>
-        </w:rPr>
-        <w:t>&gt;&gt; Section10a - Existence entreprise non agricole</w:t>
-      </w:r>
-    </w:p>
-    <w:p>
-      <w:pPr>
-        <w:ind w:left="283"/>
-      </w:pPr>
-      <w:r>
-        <w:rPr>
-          <w:sz w:val="20"/>
-        </w:rPr>
-        <w:t>- La section 10a du ménage de NDIABOU TOURE n'est pas totalement renseigné ou n'a pas commencé, prière de renseigner toutes les questions de la section 10 avant d'entamer la section 10b</w:t>
+        <w:t>- Peu plausible! la valeur actuelle déclarée en s10q40 pour Activite Poissonerie semble trop petite ou trop élevée. Veuillez, s'il vous plaît, confirmer cette information avec le QG ou la corriger. Le noms de l'entreprise 1 Poissonnerie ne doit pas contenir de chiffre et doit être bien renseigné, prière de bien renseigné .</w:t>
       </w:r>
     </w:p>
     <w:p>
@@ -2305,55 +2636,7 @@
         <w:rPr>
           <w:sz w:val="20"/>
         </w:rPr>
-        <w:t xml:space="preserve">- Avertissement!! La question s12q04 n'a pas été renseigner pour l'article: Antenne parabolique / décodeur, prière de renseigner. </w:t>
-        <w:br/>
-        <w:t xml:space="preserve">- Avertissement!! La question s12q04 n'a pas été renseigner pour l'article: Appareil TV, prière de renseigner. </w:t>
-        <w:br/>
-        <w:t xml:space="preserve">- Avertissement!! La question s12q04 n'a pas été renseigner pour l'article: Armoires et autres meubles, prière de renseigner. </w:t>
-        <w:br/>
-        <w:t xml:space="preserve">- Avertissement!! La question s12q04 n'a pas été renseigner pour l'article: Bonbonne de gaz, prière de renseigner. </w:t>
-        <w:br/>
-        <w:t xml:space="preserve">- Avertissement!! La question s12q04 n'a pas été renseigner pour l'article: Climatiseurs/splits (non installés au mur), prière de renseigner. </w:t>
-        <w:br/>
-        <w:t xml:space="preserve">- Avertissement!! La question s12q04 n'a pas été renseigner pour l'article: Congélateur, prière de renseigner. </w:t>
-        <w:br/>
-        <w:t xml:space="preserve">- Avertissement!! La question s12q04 n'a pas été renseigner pour l'article: Cuisinière à gaz ou électrique, prière de renseigner. </w:t>
-        <w:br/>
-        <w:t xml:space="preserve">- Avertissement!! La question s12q04 n'a pas été renseigner pour l'article: Fer à repasser à charbon, prière de renseigner. </w:t>
-        <w:br/>
-        <w:t xml:space="preserve">- Avertissement!! La question s12q04 n'a pas été renseigner pour l'article: Four à micro-onde ou électrique, prière de renseigner. </w:t>
-        <w:br/>
-        <w:t xml:space="preserve">- Avertissement!! La question s12q04 n'a pas été renseigner pour l'article: Foyers améliorés, prière de renseigner. </w:t>
-        <w:br/>
-        <w:t xml:space="preserve">- Avertissement!! La question s12q04 n'a pas été renseigner pour l'article: Lit, prière de renseigner. </w:t>
-        <w:br/>
-        <w:t xml:space="preserve">- Avertissement!! La question s12q04 n'a pas été renseigner pour l'article: Magnétoscope/CD/DVD, prière de renseigner. </w:t>
-        <w:br/>
-        <w:t xml:space="preserve">- Avertissement!! La question s12q04 n'a pas été renseigner pour l'article: Matelas simple, prière de renseigner. </w:t>
-        <w:br/>
-        <w:t xml:space="preserve">- Avertissement!! La question s12q04 n'a pas été renseigner pour l'article: Mixeur/Presse-fruits non électrique, prière de renseigner. </w:t>
-        <w:br/>
-        <w:t xml:space="preserve">- Avertissement!! La question s12q04 n'a pas été renseigner pour l'article: Moto/Vélomoteur/Tricycle à moteur, prière de renseigner. </w:t>
-        <w:br/>
-        <w:t xml:space="preserve">- Avertissement!! La question s12q04 n'a pas été renseigner pour l'article: Ordinateur, prière de renseigner. </w:t>
-        <w:br/>
-        <w:t xml:space="preserve">- Avertissement!! La question s12q04 n'a pas été renseigner pour l'article: Robot de cuisine électrique (Moulinex), prière de renseigner. </w:t>
-        <w:br/>
-        <w:t xml:space="preserve">- Avertissement!! La question s12q04 n'a pas été renseigner pour l'article: Réfrigérateur, prière de renseigner. </w:t>
-        <w:br/>
-        <w:t xml:space="preserve">- Avertissement!! La question s12q04 n'a pas été renseigner pour l'article: Salon  (Fauteuils et table basse), prière de renseigner. </w:t>
-        <w:br/>
-        <w:t xml:space="preserve">- Avertissement!! La question s12q04 n'a pas été renseigner pour l'article: Table à manger  (table + chaises), prière de renseigner. </w:t>
-        <w:br/>
-        <w:t xml:space="preserve">- Avertissement!! La question s12q04 n'a pas été renseigner pour l'article: Tablette, prière de renseigner. </w:t>
-        <w:br/>
-        <w:t xml:space="preserve">- Avertissement!! La question s12q04 n'a pas été renseigner pour l'article: Téléphone fixe, prière de renseigner. </w:t>
-        <w:br/>
-        <w:t xml:space="preserve">- Avertissement!! La question s12q04 n'a pas été renseigner pour l'article: Téléphone portable, prière de renseigner. </w:t>
-        <w:br/>
-        <w:t xml:space="preserve">- Avertissement!! La question s12q04 n'a pas été renseigner pour l'article: Ventilateur sur pied, prière de renseigner. </w:t>
-        <w:br/>
-        <w:t>- Avertissement!! La question s12q04 n'a pas été renseigner pour l'article: Voiture personnelle, prière de renseigner.</w:t>
+        <w:t>- Attention ! Armoires et autres meubles a été revendu à 450000 Fcfa qui est relativement élevé par rapport aux autres prix de revente observés dans cette zone. Prière de corriger ou de confirmer avec le QG.</w:t>
       </w:r>
     </w:p>
     <w:p>
@@ -2729,7 +3012,7 @@
         <w:rPr>
           <w:sz w:val="20"/>
         </w:rPr>
-        <w:t>- Il est obligatoire de prendre les coordonnées Gps avant d'administrer le questionnaire. Prière de prendre les coordonnées GPS.</w:t>
+        <w:t>- Le questionnaire semble ne pas être complètement fini mais le questionnaire est en statut complet, prière de compléter le questionnaire. Il est obligatoire de prendre les coordonnées Gps avant d'administrer le questionnaire. Prière de prendre les coordonnées GPS.</w:t>
       </w:r>
     </w:p>
     <w:p>
@@ -2771,28 +3054,9 @@
         <w:rPr>
           <w:sz w:val="20"/>
         </w:rPr>
+        <w:t xml:space="preserve">- Peu probable! fatou faye  n'arrive pas  à comprendre un petit texte lu dans une langue locale (s02q03). Veuillez corriger ou donner des explications au QG. Peu probable! fatou faye  ne sait ni lire, ni écrire, ni comprendre dans aucune des langues  (s02q01,s02q02,s02q03). Veuillez corriger ou donner des explications au QG. </w:t>
+        <w:br/>
         <w:t>- Peu probable! mariama diouf  n'arrive pas  à comprendre un petit texte lu dans une langue locale (s02q03). Veuillez corriger ou donner des explications au QG.</w:t>
-      </w:r>
-    </w:p>
-    <w:p>
-      <w:r>
-        <w:rPr>
-          <w:b/>
-          <w:color w:val="4672C4"/>
-          <w:sz w:val="22"/>
-        </w:rPr>
-        <w:t>&gt;&gt; Section3 - Sante</w:t>
-      </w:r>
-    </w:p>
-    <w:p>
-      <w:pPr>
-        <w:ind w:left="283"/>
-      </w:pPr>
-      <w:r>
-        <w:rPr>
-          <w:sz w:val="20"/>
-        </w:rPr>
-        <w:t>- La section n'est pas renseignée pour fatou faye, prière de la renseigner.</w:t>
       </w:r>
     </w:p>
     <w:p>
@@ -2814,48 +3078,6 @@
           <w:sz w:val="20"/>
         </w:rPr>
         <w:t>- Avertissement! fatou faye n'a consacré aucune heure pour aucun des travaux du ménage, prière de regarder les réponses prises dans les questions (s04q01 s04q02 s04q03 s04q04 s04q05 s04q06 s04q07 s04q08).</w:t>
-      </w:r>
-    </w:p>
-    <w:p>
-      <w:r>
-        <w:rPr>
-          <w:b/>
-          <w:color w:val="4672C4"/>
-          <w:sz w:val="22"/>
-        </w:rPr>
-        <w:t>&gt;&gt; Section4b - Emploi - Activite principale</w:t>
-      </w:r>
-    </w:p>
-    <w:p>
-      <w:pPr>
-        <w:ind w:left="283"/>
-      </w:pPr>
-      <w:r>
-        <w:rPr>
-          <w:sz w:val="20"/>
-        </w:rPr>
-        <w:t>- Attention ! Le nombre de jours que mariama diouf a travaillés par mois semble être inférieur à 15. Veuillez, s'il vous plaît, confirmer cette information.</w:t>
-      </w:r>
-    </w:p>
-    <w:p>
-      <w:r>
-        <w:rPr>
-          <w:b/>
-          <w:color w:val="4672C4"/>
-          <w:sz w:val="22"/>
-        </w:rPr>
-        <w:t>&gt;&gt; Section7a2 - Repas pris a l'exterieur du menage</w:t>
-      </w:r>
-    </w:p>
-    <w:p>
-      <w:pPr>
-        <w:ind w:left="283"/>
-      </w:pPr>
-      <w:r>
-        <w:rPr>
-          <w:sz w:val="20"/>
-        </w:rPr>
-        <w:t>- La section sur le repas pris à l'extérieur du ménage du membre fatou faye n'est pas renseignée à 100 %. Prière de vérifier l'ensemble des questions relatives à ce membre et de les renseigner en totalité.</w:t>
       </w:r>
     </w:p>
     <w:p>
@@ -2921,27 +3143,6 @@
           <w:sz w:val="20"/>
         </w:rPr>
         <w:t>- Cette entreprise vente de petit dejeuner dit avoir obtenu une valeur sur les marchandises vendu en etat et les marchandises vendu après transformation. L'entreprise vente de petit dejeuner est généralement une entreprise de fabrication ou transformation dont elle depense en achat de matières premières.Elle transforme le produit donc ne peut pas obtenir un montant sur la revente des marchandises achetés en état (10.46 ou 10.47). Prière de mettre 0 pour ces questions si elles n'achètent pas de marchandise en état pour les revendre en état.</w:t>
-      </w:r>
-    </w:p>
-    <w:p>
-      <w:r>
-        <w:rPr>
-          <w:b/>
-          <w:color w:val="4672C4"/>
-          <w:sz w:val="22"/>
-        </w:rPr>
-        <w:t>&gt;&gt; Section11 - Caracteristiques logement</w:t>
-      </w:r>
-    </w:p>
-    <w:p>
-      <w:pPr>
-        <w:ind w:left="283"/>
-      </w:pPr>
-      <w:r>
-        <w:rPr>
-          <w:sz w:val="20"/>
-        </w:rPr>
-        <w:t>- Le nombre de pièces occupés est superieur aux nombre de personne vivant dans le ménage. La principale source d'énergie ( Non concerné) pour la cusine semble incoherent, prière de corriger ou confirmer.</w:t>
       </w:r>
     </w:p>
     <w:p>
@@ -3287,7 +3488,7 @@
           </w:tcPr>
           <w:p>
             <w:r/>
-            <w:hyperlink r:id="rId12">
+            <w:hyperlink r:id="rId13">
               <w:r>
                 <w:rPr>
                   <w:color w:val="0563C1"/>
@@ -3301,6 +3502,27 @@
       </w:tr>
     </w:tbl>
     <w:p/>
+    <w:p>
+      <w:r>
+        <w:rPr>
+          <w:b/>
+          <w:color w:val="4672C4"/>
+          <w:sz w:val="22"/>
+        </w:rPr>
+        <w:t>&gt;&gt; Section0 - Identification et renseignements de controle</w:t>
+      </w:r>
+    </w:p>
+    <w:p>
+      <w:pPr>
+        <w:ind w:left="283"/>
+      </w:pPr>
+      <w:r>
+        <w:rPr>
+          <w:sz w:val="20"/>
+        </w:rPr>
+        <w:t>- Le questionnaire semble ne pas être complètement fini mais le questionnaire est en statut complet, prière de compléter le questionnaire.</w:t>
+      </w:r>
+    </w:p>
     <w:p>
       <w:r>
         <w:rPr>
@@ -3340,11 +3562,11 @@
         <w:rPr>
           <w:sz w:val="20"/>
         </w:rPr>
-        <w:t xml:space="preserve">- Peu probable! Mamadou Youm  n'arrive pas  à comprendre un petit texte lu dans une langue locale (s02q03). Veuillez corriger ou donner des explications au QG. La raison principale que Mamadou Youm n'a pas été à l'école entre 2024/2025 est preference pour un emploi et semble exister dans les modalités, prière de prendre attache avec le QG pour plus d'explication afin de la classer bien. </w:t>
+        <w:t xml:space="preserve">- Peu probable! Mamadou Youm  n'arrive pas  à comprendre un petit texte lu dans une langue locale (s02q03). Veuillez corriger ou donner des explications au QG. </w:t>
         <w:br/>
         <w:t xml:space="preserve">- Peu probable! Ousmane Youm  n'arrive pas  à comprendre un petit texte lu dans une langue locale (s02q03). Veuillez corriger ou donner des explications au QG. </w:t>
         <w:br/>
-        <w:t>- Peu probable! Saliou Youm  n'arrive pas  à comprendre un petit texte lu dans une langue locale (s02q03). Veuillez corriger ou donner des explications au QG. La filière de Saliou Youm est Transport Logistique et semble exister dans les modalités, prière de prendre attache avec le QG pour plus d'explication afin de la classer bien. Attention ! Le frais de scolarité (200000 Fcfa) de Saliou Youm en 2ème année de Supérieur est relativement élevé par rapport aux autres frais de scolarités observés dans cette zone. Prière de corriger ou de confirmer avec le QG.</w:t>
+        <w:t>- Peu probable! Saliou Youm  n'arrive pas  à comprendre un petit texte lu dans une langue locale (s02q03). Veuillez corriger ou donner des explications au QG. La filière de Saliou Youm est Transport Logistique et semble exister dans les modalités, prière de prendre attache avec le QG pour plus d'explication afin de la classer bien.</w:t>
       </w:r>
     </w:p>
     <w:p>
@@ -3430,7 +3652,7 @@
         <w:rPr>
           <w:sz w:val="20"/>
         </w:rPr>
-        <w:t>- Attention ! Soupçons de quantité anormale! Le ménage de MAMADOU YOUM avec une taille de 3 personnes a consommé 10 Sachets en Petit de Lait caillé qui est relativement élevé comme consommation par rapport à la condition de vie des autres ménages de même taille dans cette zone. Prière de corriger ou de confirmer avec le QG. Avertissement!!! Le ménage a consommé 7 Paquet Petit de Thé en sachet, cette quantité semble anormale pour une consommation des 7 derniers jours.Prière de corriger ou de confirmer avec le QG. Avertissement!! le prix unitaire (150 Fcfa) de Thé en sachet (unité: Paquet) de taille Petit est très faible ou élevé. Prière de corriger ou de confirmer avec le QG.</w:t>
+        <w:t>- Avertissement!!! Le ménage a consommé 7 Paquet Petit de Thé en sachet, cette quantité semble anormale pour une consommation des 7 derniers jours.Prière de corriger ou de confirmer avec le QG. Avertissement!! le prix unitaire (150 Fcfa) de Thé en sachet (unité: Paquet) de taille Petit est très faible ou élevé. Prière de corriger ou de confirmer avec le QG.</w:t>
       </w:r>
     </w:p>
     <w:p>
@@ -3453,53 +3675,7 @@
         </w:rPr>
         <w:t xml:space="preserve">- La dernière fois que vous avez acheté Frais de blanchiment des vêtements, linge, etc. (Pressing) est lingere et semble exister dans les modalités, prière de prendre attache avec le QG pour plus d'explication afin de la classer bien. </w:t>
         <w:br/>
-        <w:t xml:space="preserve">-  La dernière fois que vous avez acheté Frais de coiffure homme et femme (salon, tressage, mèches, coupe, etc.), manucure, pédicure est coiffeur et semble exister dans les modalités, prière de prendre attache avec le QG pour plus d'explication afin de la classer bien. </w:t>
-        <w:br/>
-        <w:t xml:space="preserve">-  La dernière fois que vous avez acheté Lait, lotion de toilette corporelle (glycérine, vaseline, etc.), produits de maquillage est cosmetique et semble exister dans les modalités, prière de prendre attache avec le QG pour plus d'explication afin de la classer bien. </w:t>
-        <w:br/>
-        <w:t>-  La dernière fois que vous avez acheté Savon de toilette, shampoing est cosmetique et semble exister dans les modalités, prière de prendre attache avec le QG pour plus d'explication afin de la classer bien.</w:t>
-      </w:r>
-    </w:p>
-    <w:p>
-      <w:r>
-        <w:rPr>
-          <w:b/>
-          <w:color w:val="4672C4"/>
-          <w:sz w:val="22"/>
-        </w:rPr>
-        <w:t>&gt;&gt; Section9e - Depenses non-alimentaires - 6 mois</w:t>
-      </w:r>
-    </w:p>
-    <w:p>
-      <w:pPr>
-        <w:ind w:left="283"/>
-      </w:pPr>
-      <w:r>
-        <w:rPr>
-          <w:sz w:val="20"/>
-        </w:rPr>
-        <w:t>- La dernière fois que vous avez acheté Parfums est cosmetique et semble exister dans les modalités, prière de prendre attache avec le QG pour plus d'explication afin de la classer bien.</w:t>
-      </w:r>
-    </w:p>
-    <w:p>
-      <w:r>
-        <w:rPr>
-          <w:b/>
-          <w:color w:val="4672C4"/>
-          <w:sz w:val="22"/>
-        </w:rPr>
-        <w:t>&gt;&gt; Section12 - Actifs du menage</w:t>
-      </w:r>
-    </w:p>
-    <w:p>
-      <w:pPr>
-        <w:ind w:left="283"/>
-      </w:pPr>
-      <w:r>
-        <w:rPr>
-          <w:sz w:val="20"/>
-        </w:rPr>
-        <w:t>- Attention ! Ventilateur sur pied a été achété à 60000 Fcfa est relativement élevé par rapport aux autres prix d'achat observés dans cette zone. Prière de corriger ou de confirmer avec le QG.</w:t>
+        <w:t>-  La dernière fois que vous avez acheté Frais de coiffure homme et femme (salon, tressage, mèches, coupe, etc.), manucure, pédicure est coiffeur et semble exister dans les modalités, prière de prendre attache avec le QG pour plus d'explication afin de la classer bien.</w:t>
       </w:r>
     </w:p>
     <w:p>
@@ -3824,7 +4000,7 @@
           </w:tcPr>
           <w:p>
             <w:r/>
-            <w:hyperlink r:id="rId11">
+            <w:hyperlink r:id="rId12">
               <w:r>
                 <w:rPr>
                   <w:color w:val="0563C1"/>
@@ -3838,6 +4014,27 @@
       </w:tr>
     </w:tbl>
     <w:p/>
+    <w:p>
+      <w:r>
+        <w:rPr>
+          <w:b/>
+          <w:color w:val="4672C4"/>
+          <w:sz w:val="22"/>
+        </w:rPr>
+        <w:t>&gt;&gt; Section0 - Identification et renseignements de controle</w:t>
+      </w:r>
+    </w:p>
+    <w:p>
+      <w:pPr>
+        <w:ind w:left="283"/>
+      </w:pPr>
+      <w:r>
+        <w:rPr>
+          <w:sz w:val="20"/>
+        </w:rPr>
+        <w:t>- Le questionnaire semble ne pas être complètement fini mais le questionnaire est en statut complet, prière de compléter le questionnaire.</w:t>
+      </w:r>
+    </w:p>
     <w:p>
       <w:r>
         <w:rPr>
@@ -3887,48 +4084,6 @@
           <w:color w:val="4672C4"/>
           <w:sz w:val="22"/>
         </w:rPr>
-        <w:t>&gt;&gt; Section4b - Emploi - Activite principale</w:t>
-      </w:r>
-    </w:p>
-    <w:p>
-      <w:pPr>
-        <w:ind w:left="283"/>
-      </w:pPr>
-      <w:r>
-        <w:rPr>
-          <w:sz w:val="20"/>
-        </w:rPr>
-        <w:t>- Attention ! Le nombre de jours que Seydina  Ndiaye a travaillés par mois semble être inférieur à 15. Veuillez, s'il vous plaît, confirmer cette information.</w:t>
-      </w:r>
-    </w:p>
-    <w:p>
-      <w:r>
-        <w:rPr>
-          <w:b/>
-          <w:color w:val="4672C4"/>
-          <w:sz w:val="22"/>
-        </w:rPr>
-        <w:t>&gt;&gt; Section6 - Epargne et credit</w:t>
-      </w:r>
-    </w:p>
-    <w:p>
-      <w:pPr>
-        <w:ind w:left="283"/>
-      </w:pPr>
-      <w:r>
-        <w:rPr>
-          <w:sz w:val="20"/>
-        </w:rPr>
-        <w:t>- La  raison pourquoi Seydina  Ndiaye n'a pas demandé de crédit auprès d'une institution financière au cours des 12 derniers mois est peur du credit bancaire trop de risque et semble exister dans les modalités, prière de prendre attache avec le QG pour plus d'explication afin de la classer bien.</w:t>
-      </w:r>
-    </w:p>
-    <w:p>
-      <w:r>
-        <w:rPr>
-          <w:b/>
-          <w:color w:val="4672C4"/>
-          <w:sz w:val="22"/>
-        </w:rPr>
         <w:t>&gt;&gt; Section7b - Consommation alimentaire - 7 jours</w:t>
       </w:r>
     </w:p>
@@ -3940,7 +4095,7 @@
         <w:rPr>
           <w:sz w:val="20"/>
         </w:rPr>
-        <w:t>- La dernière fois que vous avez acheté Citron est Don  de mon client et semble exister dans les modalités, prière de prendre attache avec le QG pour plus d'explication afin de la classer bien. Attention ! Le prix unitaire d'achat (25 Fcfa) de Café en poudre soluble en Sachets industriel (Tres petit) est relativement faible par rapport aux autres prix observés dans cette zone. Prière de corriger ou de confirmer avec le QG.</w:t>
+        <w:t>- Attention ! Le prix unitaire d'achat (25 Fcfa) de Café en poudre soluble en Sachets industriel (Tres petit) est relativement faible par rapport aux autres prix observés dans cette zone. Prière de corriger ou de confirmer avec le QG.</w:t>
       </w:r>
     </w:p>
     <w:p>
@@ -3961,9 +4116,7 @@
         <w:rPr>
           <w:sz w:val="20"/>
         </w:rPr>
-        <w:t xml:space="preserve">- La dernière fois que vous avez acheté Frais de blanchiment des vêtements, linge, etc. (Pressing) est lingere et semble exister dans les modalités, prière de prendre attache avec le QG pour plus d'explication afin de la classer bien. </w:t>
-        <w:br/>
-        <w:t>-  La dernière fois que vous avez acheté Lait, lotion de toilette corporelle (glycérine, vaseline, etc.), produits de maquillage est cosmetique et semble exister dans les modalités, prière de prendre attache avec le QG pour plus d'explication afin de la classer bien.</w:t>
+        <w:t>- La dernière fois que vous avez acheté Frais de blanchiment des vêtements, linge, etc. (Pressing) est lingere et semble exister dans les modalités, prière de prendre attache avec le QG pour plus d'explication afin de la classer bien.</w:t>
       </w:r>
     </w:p>
     <w:p>
@@ -4006,6 +4159,512 @@
           <w:sz w:val="20"/>
         </w:rPr>
         <w:t>- La section 16 du ménage de SEYDINA NDIAYE n'est pas renseigné, prière de renseigner.</w:t>
+      </w:r>
+    </w:p>
+    <w:p>
+      <w:r>
+        <w:t>________________________________________________________________________________</w:t>
+      </w:r>
+    </w:p>
+    <w:p>
+      <w:pPr>
+        <w:pStyle w:val="Heading2"/>
+      </w:pPr>
+      <w:r>
+        <w:t>Menage 9</w:t>
+      </w:r>
+    </w:p>
+    <w:tbl>
+      <w:tblPr>
+        <w:tblStyle w:val="TableGrid"/>
+        <w:tblW w:type="auto" w:w="0"/>
+        <w:tblLook w:firstColumn="1" w:firstRow="1" w:lastColumn="0" w:lastRow="0" w:noHBand="0" w:noVBand="1" w:val="04A0"/>
+      </w:tblPr>
+      <w:tblGrid>
+        <w:gridCol w:w="1662"/>
+        <w:gridCol w:w="1662"/>
+        <w:gridCol w:w="1662"/>
+        <w:gridCol w:w="1662"/>
+        <w:gridCol w:w="1662"/>
+        <w:gridCol w:w="1662"/>
+      </w:tblGrid>
+      <w:tr>
+        <w:tc>
+          <w:tcPr>
+            <w:tcW w:type="dxa" w:w="1662"/>
+            <w:shd w:fill="5B9BD5"/>
+          </w:tcPr>
+          <w:p>
+            <w:r>
+              <w:rPr>
+                <w:b/>
+                <w:color w:val="FFFFFF"/>
+                <w:sz w:val="16"/>
+              </w:rPr>
+              <w:t>Interview Key</w:t>
+            </w:r>
+          </w:p>
+        </w:tc>
+        <w:tc>
+          <w:tcPr>
+            <w:tcW w:type="dxa" w:w="1662"/>
+            <w:shd w:fill="5B9BD5"/>
+          </w:tcPr>
+          <w:p>
+            <w:r>
+              <w:rPr>
+                <w:b/>
+                <w:color w:val="FFFFFF"/>
+                <w:sz w:val="16"/>
+              </w:rPr>
+              <w:t>Interview ID</w:t>
+            </w:r>
+          </w:p>
+        </w:tc>
+        <w:tc>
+          <w:tcPr>
+            <w:tcW w:type="dxa" w:w="1662"/>
+            <w:shd w:fill="5B9BD5"/>
+          </w:tcPr>
+          <w:p>
+            <w:r>
+              <w:rPr>
+                <w:b/>
+                <w:color w:val="FFFFFF"/>
+                <w:sz w:val="16"/>
+              </w:rPr>
+              <w:t>ID Agent</w:t>
+            </w:r>
+          </w:p>
+        </w:tc>
+        <w:tc>
+          <w:tcPr>
+            <w:tcW w:type="dxa" w:w="1662"/>
+            <w:shd w:fill="5B9BD5"/>
+          </w:tcPr>
+          <w:p>
+            <w:r>
+              <w:rPr>
+                <w:b/>
+                <w:color w:val="FFFFFF"/>
+                <w:sz w:val="16"/>
+              </w:rPr>
+              <w:t>ID Equipe</w:t>
+            </w:r>
+          </w:p>
+        </w:tc>
+        <w:tc>
+          <w:tcPr>
+            <w:tcW w:type="dxa" w:w="1662"/>
+            <w:shd w:fill="5B9BD5"/>
+          </w:tcPr>
+          <w:p>
+            <w:r>
+              <w:rPr>
+                <w:b/>
+                <w:color w:val="FFFFFF"/>
+                <w:sz w:val="16"/>
+              </w:rPr>
+              <w:t>Agent</w:t>
+            </w:r>
+          </w:p>
+        </w:tc>
+        <w:tc>
+          <w:tcPr>
+            <w:tcW w:type="dxa" w:w="1662"/>
+            <w:shd w:fill="5B9BD5"/>
+          </w:tcPr>
+          <w:p>
+            <w:r>
+              <w:rPr>
+                <w:b/>
+                <w:color w:val="FFFFFF"/>
+                <w:sz w:val="16"/>
+              </w:rPr>
+              <w:t>Chef d'equipe</w:t>
+            </w:r>
+          </w:p>
+        </w:tc>
+      </w:tr>
+      <w:tr>
+        <w:tc>
+          <w:tcPr>
+            <w:tcW w:type="dxa" w:w="1662"/>
+          </w:tcPr>
+          <w:p>
+            <w:r>
+              <w:rPr>
+                <w:sz w:val="14"/>
+              </w:rPr>
+              <w:t>40-30-52-89</w:t>
+            </w:r>
+          </w:p>
+        </w:tc>
+        <w:tc>
+          <w:tcPr>
+            <w:tcW w:type="dxa" w:w="1662"/>
+          </w:tcPr>
+          <w:p>
+            <w:r>
+              <w:rPr>
+                <w:sz w:val="14"/>
+              </w:rPr>
+              <w:t>fa2c04ba95b842e9a98bc7ff5493146e</w:t>
+            </w:r>
+          </w:p>
+        </w:tc>
+        <w:tc>
+          <w:tcPr>
+            <w:tcW w:type="dxa" w:w="1662"/>
+          </w:tcPr>
+          <w:p>
+            <w:r>
+              <w:rPr>
+                <w:sz w:val="14"/>
+              </w:rPr>
+              <w:t>EQ1_enq1</w:t>
+            </w:r>
+          </w:p>
+        </w:tc>
+        <w:tc>
+          <w:tcPr>
+            <w:tcW w:type="dxa" w:w="1662"/>
+          </w:tcPr>
+          <w:p>
+            <w:r>
+              <w:rPr>
+                <w:sz w:val="14"/>
+              </w:rPr>
+              <w:t>Equipe1</w:t>
+            </w:r>
+          </w:p>
+        </w:tc>
+        <w:tc>
+          <w:tcPr>
+            <w:tcW w:type="dxa" w:w="1662"/>
+          </w:tcPr>
+          <w:p>
+            <w:r>
+              <w:rPr>
+                <w:sz w:val="14"/>
+              </w:rPr>
+              <w:t>Soda DIAKHATE</w:t>
+            </w:r>
+          </w:p>
+        </w:tc>
+        <w:tc>
+          <w:tcPr>
+            <w:tcW w:type="dxa" w:w="1662"/>
+          </w:tcPr>
+          <w:p>
+            <w:r>
+              <w:rPr>
+                <w:sz w:val="14"/>
+              </w:rPr>
+              <w:t>Betty  DIEDHIOU</w:t>
+            </w:r>
+          </w:p>
+        </w:tc>
+      </w:tr>
+    </w:tbl>
+    <w:p/>
+    <w:tbl>
+      <w:tblPr>
+        <w:tblStyle w:val="TableGrid"/>
+        <w:tblW w:type="auto" w:w="0"/>
+        <w:tblLook w:firstColumn="1" w:firstRow="1" w:lastColumn="0" w:lastRow="0" w:noHBand="0" w:noVBand="1" w:val="04A0"/>
+      </w:tblPr>
+      <w:tblGrid>
+        <w:gridCol w:w="3324"/>
+        <w:gridCol w:w="3324"/>
+        <w:gridCol w:w="3324"/>
+      </w:tblGrid>
+      <w:tr>
+        <w:tc>
+          <w:tcPr>
+            <w:tcW w:type="dxa" w:w="3324"/>
+            <w:shd w:fill="70AD47"/>
+          </w:tcPr>
+          <w:p>
+            <w:r>
+              <w:rPr>
+                <w:b/>
+                <w:color w:val="FFFFFF"/>
+                <w:sz w:val="18"/>
+              </w:rPr>
+              <w:t>Chef de Menage</w:t>
+            </w:r>
+          </w:p>
+        </w:tc>
+        <w:tc>
+          <w:tcPr>
+            <w:tcW w:type="dxa" w:w="3324"/>
+            <w:shd w:fill="70AD47"/>
+          </w:tcPr>
+          <w:p>
+            <w:r>
+              <w:rPr>
+                <w:b/>
+                <w:color w:val="FFFFFF"/>
+                <w:sz w:val="18"/>
+              </w:rPr>
+              <w:t>Quartier/Village (s00q05)</w:t>
+            </w:r>
+          </w:p>
+        </w:tc>
+        <w:tc>
+          <w:tcPr>
+            <w:tcW w:type="dxa" w:w="3324"/>
+            <w:shd w:fill="70AD47"/>
+          </w:tcPr>
+          <w:p>
+            <w:r>
+              <w:rPr>
+                <w:b/>
+                <w:color w:val="FFFFFF"/>
+                <w:sz w:val="18"/>
+              </w:rPr>
+              <w:t>Localisation GPS</w:t>
+            </w:r>
+          </w:p>
+        </w:tc>
+      </w:tr>
+      <w:tr>
+        <w:tc>
+          <w:tcPr>
+            <w:tcW w:type="dxa" w:w="3324"/>
+          </w:tcPr>
+          <w:p>
+            <w:r>
+              <w:rPr>
+                <w:sz w:val="18"/>
+              </w:rPr>
+              <w:t>MOUSTAPHA BA</w:t>
+            </w:r>
+          </w:p>
+        </w:tc>
+        <w:tc>
+          <w:tcPr>
+            <w:tcW w:type="dxa" w:w="3324"/>
+          </w:tcPr>
+          <w:p>
+            <w:r>
+              <w:rPr>
+                <w:sz w:val="18"/>
+              </w:rPr>
+              <w:t>N/A</w:t>
+            </w:r>
+          </w:p>
+        </w:tc>
+        <w:tc>
+          <w:tcPr>
+            <w:tcW w:type="dxa" w:w="3324"/>
+          </w:tcPr>
+          <w:p>
+            <w:r/>
+            <w:hyperlink r:id="rId14">
+              <w:r>
+                <w:rPr>
+                  <w:color w:val="0563C1"/>
+                  <w:u w:val="single"/>
+                </w:rPr>
+                <w:t>GRAND YOFF LEONA</w:t>
+              </w:r>
+            </w:hyperlink>
+          </w:p>
+        </w:tc>
+      </w:tr>
+    </w:tbl>
+    <w:p/>
+    <w:p>
+      <w:r>
+        <w:rPr>
+          <w:b/>
+          <w:color w:val="4672C4"/>
+          <w:sz w:val="22"/>
+        </w:rPr>
+        <w:t>&gt;&gt; Section0 - Identification et renseignements de controle</w:t>
+      </w:r>
+    </w:p>
+    <w:p>
+      <w:pPr>
+        <w:ind w:left="283"/>
+      </w:pPr>
+      <w:r>
+        <w:rPr>
+          <w:sz w:val="20"/>
+        </w:rPr>
+        <w:t>- Le questionnaire semble ne pas être complètement fini mais le questionnaire est en statut complet, prière de compléter le questionnaire.</w:t>
+      </w:r>
+    </w:p>
+    <w:p>
+      <w:r>
+        <w:rPr>
+          <w:b/>
+          <w:color w:val="4672C4"/>
+          <w:sz w:val="22"/>
+        </w:rPr>
+        <w:t>&gt;&gt; Section2 - Education</w:t>
+      </w:r>
+    </w:p>
+    <w:p>
+      <w:pPr>
+        <w:ind w:left="283"/>
+      </w:pPr>
+      <w:r>
+        <w:rPr>
+          <w:sz w:val="20"/>
+        </w:rPr>
+        <w:t>- Peu probable! moustapha ba  n'arrive pas  à comprendre un petit texte lu dans une langue locale (s02q03). Veuillez corriger ou donner des explications au QG. Peu probable! moustapha ba  ne sait ni lire, ni écrire, ni comprendre dans aucune des langues  (s02q01,s02q02,s02q03). Veuillez corriger ou donner des explications au QG.</w:t>
+      </w:r>
+    </w:p>
+    <w:p>
+      <w:r>
+        <w:rPr>
+          <w:b/>
+          <w:color w:val="4672C4"/>
+          <w:sz w:val="22"/>
+        </w:rPr>
+        <w:t>&gt;&gt; Section7b - Consommation alimentaire - 7 jours</w:t>
+      </w:r>
+    </w:p>
+    <w:p>
+      <w:pPr>
+        <w:ind w:left="283"/>
+      </w:pPr>
+      <w:r>
+        <w:rPr>
+          <w:sz w:val="20"/>
+        </w:rPr>
+        <w:t>- Avertissement!!! Le ménage a consommé 10 Pièce Petit de Sucre en morceaux, cette quantité semble anormale pour une consommation des 7 derniers jours.Prière de corriger ou de confirmer avec le QG. Avertissement!!! Le ménage a consommé 5 Paquet Petit de Thé en sachet, cette quantité semble anormale pour une consommation des 7 derniers jours.Prière de corriger ou de confirmer avec le QG. Avertissement!! le prix unitaire (150 Fcfa) de Thé en sachet (unité: Paquet) de taille Petit est très faible ou élevé. Prière de corriger ou de confirmer avec le QG.</w:t>
+      </w:r>
+    </w:p>
+    <w:p>
+      <w:r>
+        <w:rPr>
+          <w:b/>
+          <w:color w:val="4672C4"/>
+          <w:sz w:val="22"/>
+        </w:rPr>
+        <w:t>&gt;&gt; Section9d - Depenses non-alimentaires - 3 mois</w:t>
+      </w:r>
+    </w:p>
+    <w:p>
+      <w:pPr>
+        <w:ind w:left="283"/>
+      </w:pPr>
+      <w:r>
+        <w:rPr>
+          <w:sz w:val="20"/>
+        </w:rPr>
+        <w:t>- Difficile pour un ménage de ne pas avoir effectué de dépenses au cours de 3 derniers mois sur les produits/services cités (Section 9D), prière de revoir la section pour ce ménage.</w:t>
+      </w:r>
+    </w:p>
+    <w:p>
+      <w:r>
+        <w:rPr>
+          <w:b/>
+          <w:color w:val="4672C4"/>
+          <w:sz w:val="22"/>
+        </w:rPr>
+        <w:t>&gt;&gt; Section9f - Depenses non-alimentaires - 12 mois</w:t>
+      </w:r>
+    </w:p>
+    <w:p>
+      <w:pPr>
+        <w:ind w:left="283"/>
+      </w:pPr>
+      <w:r>
+        <w:rPr>
+          <w:sz w:val="20"/>
+        </w:rPr>
+        <w:t>- Moins possible d'avoir un ménage qui n'a effectué aucune des dépenses au cours de 12 derniers mois, veuillez revoir la section pour ce ménage.</w:t>
+      </w:r>
+    </w:p>
+    <w:p>
+      <w:r>
+        <w:rPr>
+          <w:b/>
+          <w:color w:val="4672C4"/>
+          <w:sz w:val="22"/>
+        </w:rPr>
+        <w:t>&gt;&gt; Section10a - Existence entreprise non agricole</w:t>
+      </w:r>
+    </w:p>
+    <w:p>
+      <w:pPr>
+        <w:ind w:left="283"/>
+      </w:pPr>
+      <w:r>
+        <w:rPr>
+          <w:sz w:val="20"/>
+        </w:rPr>
+        <w:t>- Avertissement!!! Le ménage de MOUSTAPHA BA a comme taille 1 personnes dont ils vivent à DAKAR Urbain et aucune d'entre ne possède une entreprise non agricole, prière de revoir cette partie de la section 10 de ce menage.</w:t>
+      </w:r>
+    </w:p>
+    <w:p>
+      <w:r>
+        <w:rPr>
+          <w:b/>
+          <w:color w:val="4672C4"/>
+          <w:sz w:val="22"/>
+        </w:rPr>
+        <w:t>&gt;&gt; Section13a - Transferts recus</w:t>
+      </w:r>
+    </w:p>
+    <w:p>
+      <w:pPr>
+        <w:ind w:left="283"/>
+      </w:pPr>
+      <w:r>
+        <w:rPr>
+          <w:sz w:val="20"/>
+        </w:rPr>
+        <w:t xml:space="preserve">- L'enquêteur prière de fournir d'effort pour avoir le niveau d'étude et l'âge de celui qui a envoyé/donné de l'argent dans la section 13a (Transfert reçu). L'âge de celui qui a envoyé/donné de l'argent dans la section 13a (Transfert reçu) semble  élévé, prière de corriger ou confirmer ave le QG. </w:t>
+        <w:br/>
+        <w:t>- L'enquêteur prière de fournir d'effort pour avoir le niveau d'étude et l'âge de celui qui a envoyé/donné de l'argent dans la section 13a (Transfert reçu). L'âge de celui qui a envoyé/donné de l'argent dans la section 13a (Transfert reçu) semble  élévé, prière de corriger ou confirmer ave le QG.</w:t>
+      </w:r>
+    </w:p>
+    <w:p>
+      <w:r>
+        <w:rPr>
+          <w:b/>
+          <w:color w:val="4672C4"/>
+          <w:sz w:val="22"/>
+        </w:rPr>
+        <w:t>&gt;&gt; Section14 - Chocs</w:t>
+      </w:r>
+    </w:p>
+    <w:p>
+      <w:pPr>
+        <w:ind w:left="283"/>
+      </w:pPr>
+      <w:r>
+        <w:rPr>
+          <w:sz w:val="20"/>
+        </w:rPr>
+        <w:t>- Avertissement!! Le ménage n'a été négativement affecté par aucun des problèmes donnés dans la section 14. Confirmez vous cette information avec le QG?</w:t>
+      </w:r>
+    </w:p>
+    <w:p>
+      <w:r>
+        <w:rPr>
+          <w:b/>
+          <w:color w:val="4672C4"/>
+          <w:sz w:val="22"/>
+        </w:rPr>
+        <w:t>&gt;&gt; Section16a - Champs et parcelles</w:t>
+      </w:r>
+    </w:p>
+    <w:p>
+      <w:pPr>
+        <w:ind w:left="283"/>
+      </w:pPr>
+      <w:r>
+        <w:rPr>
+          <w:sz w:val="20"/>
+        </w:rPr>
+        <w:t>- La section 16 du ménage de MOUSTAPHA BA n'est pas renseigné, prière de renseigner.</w:t>
       </w:r>
     </w:p>
     <w:p>
@@ -4337,7 +4996,7 @@
         <w:rPr>
           <w:sz w:val="20"/>
         </w:rPr>
-        <w:t>- Il est obligatoire de prendre les coordonnées Gps avant d'administrer le questionnaire. Prière de prendre les coordonnées GPS.</w:t>
+        <w:t>- Le questionnaire semble ne pas être complètement fini mais le questionnaire est en statut complet, prière de compléter le questionnaire. Il est obligatoire de prendre les coordonnées Gps avant d'administrer le questionnaire. Prière de prendre les coordonnées GPS.</w:t>
       </w:r>
     </w:p>
     <w:p>
@@ -4358,7 +5017,7 @@
         <w:rPr>
           <w:sz w:val="20"/>
         </w:rPr>
-        <w:t>- Les informations sur l'acte de naissance (ni Jours, ni mois et ni années) de  khadidiatou sylla  manquent, s'il vous plait pouvez-vous fournir d'effort pour avoir ces informations. Les données sur les niveaux d'études, les fonctions et les caracteristiques sociodemographiques du père biologique de khadidiatou sylla manquent. Veuillez les renseigner. Les données sur les niveaux d'études, les fonctions et les caracteristiques sociodemographiques de la mère biologique de  khadidiatou sylla  manquent.</w:t>
+        <w:t>- Les informations sur l'acte de naissance (ni Jours, ni mois et ni années) de  khadidiatou sylla  manquent, s'il vous plait pouvez-vous fournir d'effort pour avoir ces informations.</w:t>
       </w:r>
     </w:p>
     <w:p>
@@ -4385,6 +5044,8 @@
         <w:br/>
         <w:t xml:space="preserve">- Peu probable! goundo manè  n'arrive pas  à comprendre un petit texte lu dans une langue locale (s02q03). Veuillez corriger ou donner des explications au QG. Peu probable! goundo manè  ne sait ni lire, ni écrire, ni comprendre dans aucune des langues  (s02q01,s02q02,s02q03). Veuillez corriger ou donner des explications au QG. Peu plausible goundo manè fréquente au minimum le fondamental 1 mais ne sait ni lire ni comprendre la langue française, prière de corriger ou de confirmer avec le QG merci. </w:t>
         <w:br/>
+        <w:t xml:space="preserve">- Peu probable! khadidiatou sylla  n'arrive pas  à comprendre un petit texte lu dans une langue locale (s02q03). Veuillez corriger ou donner des explications au QG. Peu probable! khadidiatou sylla  ne sait ni lire, ni écrire, ni comprendre dans aucune des langues  (s02q01,s02q02,s02q03). Veuillez corriger ou donner des explications au QG. </w:t>
+        <w:br/>
         <w:t>- Peu probable! sounkara mané  n'arrive pas  à comprendre un petit texte lu dans une langue locale (s02q03). Veuillez corriger ou donner des explications au QG. Peu probable! sounkara mané  ne sait ni lire, ni écrire, ni comprendre dans aucune des langues  (s02q01,s02q02,s02q03). Veuillez corriger ou donner des explications au QG. Peu plausible sounkara mané fréquente au minimum le fondamental 1 mais ne sait ni lire ni comprendre la langue française, prière de corriger ou de confirmer avec le QG merci. Avertissement!! sounkara mané fréquente au minimum la troisième année de fondamental 1 mais ne sait pas écrire, prière de corriger ou confirmer avec le QG.</w:t>
       </w:r>
     </w:p>
@@ -4395,7 +5056,7 @@
           <w:color w:val="4672C4"/>
           <w:sz w:val="22"/>
         </w:rPr>
-        <w:t>&gt;&gt; Section3 - Sante</w:t>
+        <w:t>&gt;&gt; Section7b - Consommation alimentaire - 7 jours</w:t>
       </w:r>
     </w:p>
     <w:p>
@@ -4406,120 +5067,7 @@
         <w:rPr>
           <w:sz w:val="20"/>
         </w:rPr>
-        <w:t>- La section n'est pas renseignée pour khadidiatou sylla, prière de la renseigner.</w:t>
-      </w:r>
-    </w:p>
-    <w:p>
-      <w:r>
-        <w:rPr>
-          <w:b/>
-          <w:color w:val="4672C4"/>
-          <w:sz w:val="22"/>
-        </w:rPr>
-        <w:t>&gt;&gt; Section4b - Emploi - Activite principale</w:t>
-      </w:r>
-    </w:p>
-    <w:p>
-      <w:pPr>
-        <w:ind w:left="283"/>
-      </w:pPr>
-      <w:r>
-        <w:rPr>
-          <w:sz w:val="20"/>
-        </w:rPr>
-        <w:t>- Attention ! Le nombre de jours que boubacar manè a travaillés par mois semble être inférieur à 15. Veuillez, s'il vous plaît, confirmer cette information.</w:t>
-      </w:r>
-    </w:p>
-    <w:p>
-      <w:r>
-        <w:rPr>
-          <w:b/>
-          <w:color w:val="4672C4"/>
-          <w:sz w:val="22"/>
-        </w:rPr>
-        <w:t>&gt;&gt; Section6 - Epargne et credit</w:t>
-      </w:r>
-    </w:p>
-    <w:p>
-      <w:pPr>
-        <w:ind w:left="283"/>
-      </w:pPr>
-      <w:r>
-        <w:rPr>
-          <w:sz w:val="20"/>
-        </w:rPr>
-        <w:t>- Il est impératif de renseigner la question : #Est-ce que khadidiatou sylla possède un compte dans les établissements financiers suivants ou une carte prépayée ?# même si la personne ne dispose pas de compte, veuillez les renseigner s'il vous plaît.</w:t>
-      </w:r>
-    </w:p>
-    <w:p>
-      <w:r>
-        <w:rPr>
-          <w:b/>
-          <w:color w:val="4672C4"/>
-          <w:sz w:val="22"/>
-        </w:rPr>
-        <w:t>&gt;&gt; Section7a1 - Repas pris a l'exterieur du menage</w:t>
-      </w:r>
-    </w:p>
-    <w:p>
-      <w:pPr>
-        <w:ind w:left="283"/>
-      </w:pPr>
-      <w:r>
-        <w:rPr>
-          <w:sz w:val="20"/>
-        </w:rPr>
-        <w:t>- Attention ! La section sur le repas pris à l'extérieur du ménage n'est pas renseignée à 100 %. Prière de vérifier l'ensemble des questions relatives à cette section et de les renseigner en totalité.</w:t>
-      </w:r>
-    </w:p>
-    <w:p>
-      <w:r>
-        <w:rPr>
-          <w:b/>
-          <w:color w:val="4672C4"/>
-          <w:sz w:val="22"/>
-        </w:rPr>
-        <w:t>&gt;&gt; Section7a2 - Repas pris a l'exterieur du menage</w:t>
-      </w:r>
-    </w:p>
-    <w:p>
-      <w:pPr>
-        <w:ind w:left="283"/>
-      </w:pPr>
-      <w:r>
-        <w:rPr>
-          <w:sz w:val="20"/>
-        </w:rPr>
-        <w:t xml:space="preserve">- La section sur le repas pris à l'extérieur du ménage du membre cheikhouna manè n'est pas renseignée à 100 %. Prière de vérifier l'ensemble des questions relatives à ce membre et de les renseigner en totalité. </w:t>
-        <w:br/>
-        <w:t xml:space="preserve">- La section sur le repas pris à l'extérieur du ménage du membre goundo manè n'est pas renseignée à 100 %. Prière de vérifier l'ensemble des questions relatives à ce membre et de les renseigner en totalité. </w:t>
-        <w:br/>
-        <w:t xml:space="preserve">- La section sur le repas pris à l'extérieur du ménage du membre khadidiatou sylla n'est pas renseignée à 100 %. Prière de vérifier l'ensemble des questions relatives à ce membre et de les renseigner en totalité. </w:t>
-        <w:br/>
-        <w:t xml:space="preserve">- La section sur le repas pris à l'extérieur du ménage du membre moussa manè n'est pas renseignée à 100 %. Prière de vérifier l'ensemble des questions relatives à ce membre et de les renseigner en totalité. </w:t>
-        <w:br/>
-        <w:t>- La section sur le repas pris à l'extérieur du ménage du membre sounkara mané n'est pas renseignée à 100 %. Prière de vérifier l'ensemble des questions relatives à ce membre et de les renseigner en totalité.</w:t>
-      </w:r>
-    </w:p>
-    <w:p>
-      <w:r>
-        <w:rPr>
-          <w:b/>
-          <w:color w:val="4672C4"/>
-          <w:sz w:val="22"/>
-        </w:rPr>
-        <w:t>&gt;&gt; Section8 - Sécurite alimentaire</w:t>
-      </w:r>
-    </w:p>
-    <w:p>
-      <w:pPr>
-        <w:ind w:left="283"/>
-      </w:pPr>
-      <w:r>
-        <w:rPr>
-          <w:sz w:val="20"/>
-        </w:rPr>
-        <w:t>- Toutes les questions de la section 8 ne sont pas renseignées, prière de renseigner.</w:t>
+        <w:t>- Attention ! Le prix unitaire d'achat (100 Fcfa) de Moutarde en Sachets (Petit) est relativement élevé par rapport aux autres prix observés dans cette zone. Prière de corriger ou de confirmer avec le QG. Attention ! Le prix unitaire d'achat (1250 Fcfa) de Cube alimentaire (Maggi, Jumbo, ) en Tablette (Moyen) est relativement faible par rapport aux autres prix observés dans cette zone. Prière de corriger ou de confirmer avec le QG. Attention ! Le prix unitaire d'achat (600 Fcfa) de Sel en Kg (taille unique) est relativement élevé par rapport aux autres prix observés dans cette zone. Prière de corriger ou de confirmer avec le QG. Incohérence!! Dans ce ménage, chaque individus consomme par jour 67.68143 Kg  de cereale; Prière de revoir les quantités prises de ces produits. Incohérence!! Dans ce ménage, chaque individus consomme par jour 67.68143 Kg  de cereale; Prière de revoir les quantités prises de ces produits. Le prix d'achat unitaire (8000 Fcfa) de Silure fumé en Kg de taille taille unique prière de regarder les reponses prises dans les questions s07bq07a s07bq07b s07bq07c s07bq08 pour mieux corriger. Attention ! Le prix unitaire d'achat (8000 Fcfa) de Silure fumé en Kg (taille unique) est relativement élevé par rapport aux autres prix observés dans cette zone. Prière de corriger ou de confirmer avec le QG.</w:t>
       </w:r>
     </w:p>
     <w:p>
@@ -4541,27 +5089,6 @@
           <w:sz w:val="20"/>
         </w:rPr>
         <w:t>- Moins possible d'avoir un ménage qui n'a effectué aucune des dépenses au cours de 12 derniers mois, veuillez revoir la section pour ce ménage.</w:t>
-      </w:r>
-    </w:p>
-    <w:p>
-      <w:r>
-        <w:rPr>
-          <w:b/>
-          <w:color w:val="4672C4"/>
-          <w:sz w:val="22"/>
-        </w:rPr>
-        <w:t>&gt;&gt; Section11 - Caracteristiques logement</w:t>
-      </w:r>
-    </w:p>
-    <w:p>
-      <w:pPr>
-        <w:ind w:left="283"/>
-      </w:pPr>
-      <w:r>
-        <w:rPr>
-          <w:sz w:val="20"/>
-        </w:rPr>
-        <w:t>- Le montant de la dernière facture d'eau avec la périodicité ne peut pas être égale à 0 ou est trop élevé, veuillez revoir la question s11q23a s'il vous plait.</w:t>
       </w:r>
     </w:p>
     <w:p>
@@ -4604,6 +5131,487 @@
           <w:sz w:val="20"/>
         </w:rPr>
         <w:t>- La section 16 du ménage de Boubacar mane n'est pas renseigné, prière de renseigner.</w:t>
+      </w:r>
+    </w:p>
+    <w:p>
+      <w:r>
+        <w:t>________________________________________________________________________________</w:t>
+      </w:r>
+    </w:p>
+    <w:p>
+      <w:pPr>
+        <w:pStyle w:val="Heading2"/>
+      </w:pPr>
+      <w:r>
+        <w:t>Menage 13</w:t>
+      </w:r>
+    </w:p>
+    <w:tbl>
+      <w:tblPr>
+        <w:tblStyle w:val="TableGrid"/>
+        <w:tblW w:type="auto" w:w="0"/>
+        <w:tblLook w:firstColumn="1" w:firstRow="1" w:lastColumn="0" w:lastRow="0" w:noHBand="0" w:noVBand="1" w:val="04A0"/>
+      </w:tblPr>
+      <w:tblGrid>
+        <w:gridCol w:w="1662"/>
+        <w:gridCol w:w="1662"/>
+        <w:gridCol w:w="1662"/>
+        <w:gridCol w:w="1662"/>
+        <w:gridCol w:w="1662"/>
+        <w:gridCol w:w="1662"/>
+      </w:tblGrid>
+      <w:tr>
+        <w:tc>
+          <w:tcPr>
+            <w:tcW w:type="dxa" w:w="1662"/>
+            <w:shd w:fill="5B9BD5"/>
+          </w:tcPr>
+          <w:p>
+            <w:r>
+              <w:rPr>
+                <w:b/>
+                <w:color w:val="FFFFFF"/>
+                <w:sz w:val="16"/>
+              </w:rPr>
+              <w:t>Interview Key</w:t>
+            </w:r>
+          </w:p>
+        </w:tc>
+        <w:tc>
+          <w:tcPr>
+            <w:tcW w:type="dxa" w:w="1662"/>
+            <w:shd w:fill="5B9BD5"/>
+          </w:tcPr>
+          <w:p>
+            <w:r>
+              <w:rPr>
+                <w:b/>
+                <w:color w:val="FFFFFF"/>
+                <w:sz w:val="16"/>
+              </w:rPr>
+              <w:t>Interview ID</w:t>
+            </w:r>
+          </w:p>
+        </w:tc>
+        <w:tc>
+          <w:tcPr>
+            <w:tcW w:type="dxa" w:w="1662"/>
+            <w:shd w:fill="5B9BD5"/>
+          </w:tcPr>
+          <w:p>
+            <w:r>
+              <w:rPr>
+                <w:b/>
+                <w:color w:val="FFFFFF"/>
+                <w:sz w:val="16"/>
+              </w:rPr>
+              <w:t>ID Agent</w:t>
+            </w:r>
+          </w:p>
+        </w:tc>
+        <w:tc>
+          <w:tcPr>
+            <w:tcW w:type="dxa" w:w="1662"/>
+            <w:shd w:fill="5B9BD5"/>
+          </w:tcPr>
+          <w:p>
+            <w:r>
+              <w:rPr>
+                <w:b/>
+                <w:color w:val="FFFFFF"/>
+                <w:sz w:val="16"/>
+              </w:rPr>
+              <w:t>ID Equipe</w:t>
+            </w:r>
+          </w:p>
+        </w:tc>
+        <w:tc>
+          <w:tcPr>
+            <w:tcW w:type="dxa" w:w="1662"/>
+            <w:shd w:fill="5B9BD5"/>
+          </w:tcPr>
+          <w:p>
+            <w:r>
+              <w:rPr>
+                <w:b/>
+                <w:color w:val="FFFFFF"/>
+                <w:sz w:val="16"/>
+              </w:rPr>
+              <w:t>Agent</w:t>
+            </w:r>
+          </w:p>
+        </w:tc>
+        <w:tc>
+          <w:tcPr>
+            <w:tcW w:type="dxa" w:w="1662"/>
+            <w:shd w:fill="5B9BD5"/>
+          </w:tcPr>
+          <w:p>
+            <w:r>
+              <w:rPr>
+                <w:b/>
+                <w:color w:val="FFFFFF"/>
+                <w:sz w:val="16"/>
+              </w:rPr>
+              <w:t>Chef d'equipe</w:t>
+            </w:r>
+          </w:p>
+        </w:tc>
+      </w:tr>
+      <w:tr>
+        <w:tc>
+          <w:tcPr>
+            <w:tcW w:type="dxa" w:w="1662"/>
+          </w:tcPr>
+          <w:p>
+            <w:r>
+              <w:rPr>
+                <w:sz w:val="14"/>
+              </w:rPr>
+              <w:t>74-04-28-25</w:t>
+            </w:r>
+          </w:p>
+        </w:tc>
+        <w:tc>
+          <w:tcPr>
+            <w:tcW w:type="dxa" w:w="1662"/>
+          </w:tcPr>
+          <w:p>
+            <w:r>
+              <w:rPr>
+                <w:sz w:val="14"/>
+              </w:rPr>
+              <w:t>42e5bb2ef4ef40cbaa7d01cdb30b1bee</w:t>
+            </w:r>
+          </w:p>
+        </w:tc>
+        <w:tc>
+          <w:tcPr>
+            <w:tcW w:type="dxa" w:w="1662"/>
+          </w:tcPr>
+          <w:p>
+            <w:r>
+              <w:rPr>
+                <w:sz w:val="14"/>
+              </w:rPr>
+              <w:t>EQ1_enq3</w:t>
+            </w:r>
+          </w:p>
+        </w:tc>
+        <w:tc>
+          <w:tcPr>
+            <w:tcW w:type="dxa" w:w="1662"/>
+          </w:tcPr>
+          <w:p>
+            <w:r>
+              <w:rPr>
+                <w:sz w:val="14"/>
+              </w:rPr>
+              <w:t>Equipe1</w:t>
+            </w:r>
+          </w:p>
+        </w:tc>
+        <w:tc>
+          <w:tcPr>
+            <w:tcW w:type="dxa" w:w="1662"/>
+          </w:tcPr>
+          <w:p>
+            <w:r>
+              <w:rPr>
+                <w:sz w:val="14"/>
+              </w:rPr>
+              <w:t>Dior NDIAYE</w:t>
+            </w:r>
+          </w:p>
+        </w:tc>
+        <w:tc>
+          <w:tcPr>
+            <w:tcW w:type="dxa" w:w="1662"/>
+          </w:tcPr>
+          <w:p>
+            <w:r>
+              <w:rPr>
+                <w:sz w:val="14"/>
+              </w:rPr>
+              <w:t>Betty  DIEDHIOU</w:t>
+            </w:r>
+          </w:p>
+        </w:tc>
+      </w:tr>
+    </w:tbl>
+    <w:p/>
+    <w:tbl>
+      <w:tblPr>
+        <w:tblStyle w:val="TableGrid"/>
+        <w:tblW w:type="auto" w:w="0"/>
+        <w:tblLook w:firstColumn="1" w:firstRow="1" w:lastColumn="0" w:lastRow="0" w:noHBand="0" w:noVBand="1" w:val="04A0"/>
+      </w:tblPr>
+      <w:tblGrid>
+        <w:gridCol w:w="3324"/>
+        <w:gridCol w:w="3324"/>
+        <w:gridCol w:w="3324"/>
+      </w:tblGrid>
+      <w:tr>
+        <w:tc>
+          <w:tcPr>
+            <w:tcW w:type="dxa" w:w="3324"/>
+            <w:shd w:fill="70AD47"/>
+          </w:tcPr>
+          <w:p>
+            <w:r>
+              <w:rPr>
+                <w:b/>
+                <w:color w:val="FFFFFF"/>
+                <w:sz w:val="18"/>
+              </w:rPr>
+              <w:t>Chef de Menage</w:t>
+            </w:r>
+          </w:p>
+        </w:tc>
+        <w:tc>
+          <w:tcPr>
+            <w:tcW w:type="dxa" w:w="3324"/>
+            <w:shd w:fill="70AD47"/>
+          </w:tcPr>
+          <w:p>
+            <w:r>
+              <w:rPr>
+                <w:b/>
+                <w:color w:val="FFFFFF"/>
+                <w:sz w:val="18"/>
+              </w:rPr>
+              <w:t>Quartier/Village (s00q05)</w:t>
+            </w:r>
+          </w:p>
+        </w:tc>
+        <w:tc>
+          <w:tcPr>
+            <w:tcW w:type="dxa" w:w="3324"/>
+            <w:shd w:fill="70AD47"/>
+          </w:tcPr>
+          <w:p>
+            <w:r>
+              <w:rPr>
+                <w:b/>
+                <w:color w:val="FFFFFF"/>
+                <w:sz w:val="18"/>
+              </w:rPr>
+              <w:t>Localisation GPS</w:t>
+            </w:r>
+          </w:p>
+        </w:tc>
+      </w:tr>
+      <w:tr>
+        <w:tc>
+          <w:tcPr>
+            <w:tcW w:type="dxa" w:w="3324"/>
+          </w:tcPr>
+          <w:p>
+            <w:r>
+              <w:rPr>
+                <w:sz w:val="18"/>
+              </w:rPr>
+              <w:t>TALLA NDIAYE</w:t>
+            </w:r>
+          </w:p>
+        </w:tc>
+        <w:tc>
+          <w:tcPr>
+            <w:tcW w:type="dxa" w:w="3324"/>
+          </w:tcPr>
+          <w:p>
+            <w:r>
+              <w:rPr>
+                <w:sz w:val="18"/>
+              </w:rPr>
+              <w:t>N/A</w:t>
+            </w:r>
+          </w:p>
+        </w:tc>
+        <w:tc>
+          <w:tcPr>
+            <w:tcW w:type="dxa" w:w="3324"/>
+          </w:tcPr>
+          <w:p>
+            <w:r>
+              <w:rPr>
+                <w:sz w:val="18"/>
+              </w:rPr>
+              <w:t>N/A</w:t>
+            </w:r>
+          </w:p>
+        </w:tc>
+      </w:tr>
+    </w:tbl>
+    <w:p/>
+    <w:p>
+      <w:r>
+        <w:rPr>
+          <w:b/>
+          <w:color w:val="4672C4"/>
+          <w:sz w:val="22"/>
+        </w:rPr>
+        <w:t>&gt;&gt; Section0 - Identification et renseignements de controle</w:t>
+      </w:r>
+    </w:p>
+    <w:p>
+      <w:pPr>
+        <w:ind w:left="283"/>
+      </w:pPr>
+      <w:r>
+        <w:rPr>
+          <w:sz w:val="20"/>
+        </w:rPr>
+        <w:t>- Il est obligatoire de prendre les coordonnées Gps avant d'administrer le questionnaire. Prière de prendre les coordonnées GPS.</w:t>
+      </w:r>
+    </w:p>
+    <w:p>
+      <w:r>
+        <w:rPr>
+          <w:b/>
+          <w:color w:val="4672C4"/>
+          <w:sz w:val="22"/>
+        </w:rPr>
+        <w:t>&gt;&gt; Section1 - Caracteristiques des membres</w:t>
+      </w:r>
+    </w:p>
+    <w:p>
+      <w:pPr>
+        <w:ind w:left="283"/>
+      </w:pPr>
+      <w:r>
+        <w:rPr>
+          <w:sz w:val="20"/>
+        </w:rPr>
+        <w:t>- Attention ! Le montant (5000 Fcfa) dépensé ou reçu en cadeau pour les cartes prépayées, les transferts de crédit et les abonnements de  daouda ba est relativement élevé par rapport aux autres montants depansés observés dans cette zone. Prière de corriger ou de confirmer avec le QG.</w:t>
+      </w:r>
+    </w:p>
+    <w:p>
+      <w:r>
+        <w:rPr>
+          <w:b/>
+          <w:color w:val="4672C4"/>
+          <w:sz w:val="22"/>
+        </w:rPr>
+        <w:t>&gt;&gt; Section2 - Education</w:t>
+      </w:r>
+    </w:p>
+    <w:p>
+      <w:pPr>
+        <w:ind w:left="283"/>
+      </w:pPr>
+      <w:r>
+        <w:rPr>
+          <w:sz w:val="20"/>
+        </w:rPr>
+        <w:t xml:space="preserve">- Peu probable! alimatou manga  n'arrive pas  à comprendre un petit texte lu dans une langue locale (s02q03). Veuillez corriger ou donner des explications au QG. </w:t>
+        <w:br/>
+        <w:t>- Peu probable! daouda ba  n'arrive pas  à comprendre un petit texte lu dans une langue locale (s02q03). Veuillez corriger ou donner des explications au QG.</w:t>
+      </w:r>
+    </w:p>
+    <w:p>
+      <w:r>
+        <w:rPr>
+          <w:b/>
+          <w:color w:val="4672C4"/>
+          <w:sz w:val="22"/>
+        </w:rPr>
+        <w:t>&gt;&gt; Section7b - Consommation alimentaire - 7 jours</w:t>
+      </w:r>
+    </w:p>
+    <w:p>
+      <w:pPr>
+        <w:ind w:left="283"/>
+      </w:pPr>
+      <w:r>
+        <w:rPr>
+          <w:sz w:val="20"/>
+        </w:rPr>
+        <w:t>- Attention ! Le prix unitaire d'achat (100 Fcfa) de Vinaigre de vin en Verre ( à thé) (taille unique) est relativement élevé par rapport aux autres prix observés dans cette zone. Prière de corriger ou de confirmer avec le QG. Attention ! Le prix unitaire d'achat (200 Fcfa) de Mâchoiron Frais en Tas (Petit) est relativement faible par rapport aux autres prix observés dans cette zone. Prière de corriger ou de confirmer avec le QG. Attention ! Le prix unitaire d'achat (21.42857 Fcfa) de Pain moderne (Baguette) en miche (Moyen) est relativement faible par rapport aux autres prix observés dans cette zone. Prière de corriger ou de confirmer avec le QG. Attention ! Le prix unitaire d'achat (2500 Fcfa) de Huile de soja  en Litre (taille unique) est relativement élevé par rapport aux autres prix observés dans cette zone. Prière de corriger ou de confirmer avec le QG. Attention ! Le prix unitaire d'achat (50 Fcfa) de Autres condiments (persil, céléri, etc.) en Tas (Petit) est relativement faible par rapport aux autres prix observés dans cette zone. Prière de corriger ou de confirmer avec le QG. Attention ! Le prix unitaire d'achat (50 Fcfa) de Cube alimentaire (Maggi, Jumbo, ) en Cube (Moyen) est relativement élevé par rapport aux autres prix observés dans cette zone. Prière de corriger ou de confirmer avec le QG. Avertissement!!! Le ménage a consommé 7 Paquet Petit de Thé en sachet, cette quantité semble anormale pour une consommation des 7 derniers jours.Prière de corriger ou de confirmer avec le QG. Avertissement!! le prix unitaire (150 Fcfa) de Thé en sachet (unité: Paquet) de taille Petit est très faible ou élevé. Prière de corriger ou de confirmer avec le QG. Avertissement!!!Le ménage a consommé 70 Cuillère de Petit de Lait pour bébé  ce qui semble incoherent pour une consommation aucours des 7 derniers jours, prière de verifier et corriger. Avertissement!!!Le ménage a consommé 75 Kg de taille unique de Oignon frais  ce qui semble incoherent pour une consommation aucours des 7 derniers jours, prière de verifier et corriger. Avertissement!!! Le ménage a consommé 75 Kg taille unique de Oignon frais, cette quantité semble anormale pour une consommation des 7 derniers jours.Prière de corriger ou de confirmer avec le QG. Attention ! Soupçons de quantité anormale! Le ménage de Daouda ba avec une taille de 3 personnes a consommé 75 Kg en taille unique de Oignon frais qui est relativement élevé comme consommation par rapport à la condition de vie des autres ménages de même taille dans cette zone. Prière de corriger ou de confirmer avec le QG. Incohérence!! Dans ce ménage, chaque individus consomme par jour 36.32857 Kg  de cereale; Prière de revoir les quantités prises de ces produits.</w:t>
+      </w:r>
+    </w:p>
+    <w:p>
+      <w:r>
+        <w:rPr>
+          <w:b/>
+          <w:color w:val="4672C4"/>
+          <w:sz w:val="22"/>
+        </w:rPr>
+        <w:t>&gt;&gt; Section9f - Depenses non-alimentaires - 12 mois</w:t>
+      </w:r>
+    </w:p>
+    <w:p>
+      <w:pPr>
+        <w:ind w:left="283"/>
+      </w:pPr>
+      <w:r>
+        <w:rPr>
+          <w:sz w:val="20"/>
+        </w:rPr>
+        <w:t>- Moins possible d'avoir un ménage qui n'a effectué aucune des dépenses au cours de 12 derniers mois, veuillez revoir la section pour ce ménage.</w:t>
+      </w:r>
+    </w:p>
+    <w:p>
+      <w:r>
+        <w:rPr>
+          <w:b/>
+          <w:color w:val="4672C4"/>
+          <w:sz w:val="22"/>
+        </w:rPr>
+        <w:t>&gt;&gt; Section10a - Existence entreprise non agricole</w:t>
+      </w:r>
+    </w:p>
+    <w:p>
+      <w:pPr>
+        <w:ind w:left="283"/>
+      </w:pPr>
+      <w:r>
+        <w:rPr>
+          <w:sz w:val="20"/>
+        </w:rPr>
+        <w:t>- Avertissement!!! Le ménage de Daouda ba a comme taille 3 personnes dont ils vivent à DAKAR Urbain et aucune d'entre ne possède une entreprise non agricole, prière de revoir cette partie de la section 10 de ce menage.</w:t>
+      </w:r>
+    </w:p>
+    <w:p>
+      <w:r>
+        <w:rPr>
+          <w:b/>
+          <w:color w:val="4672C4"/>
+          <w:sz w:val="22"/>
+        </w:rPr>
+        <w:t>&gt;&gt; Section14 - Chocs</w:t>
+      </w:r>
+    </w:p>
+    <w:p>
+      <w:pPr>
+        <w:ind w:left="283"/>
+      </w:pPr>
+      <w:r>
+        <w:rPr>
+          <w:sz w:val="20"/>
+        </w:rPr>
+        <w:t>- Avertissement!! Le ménage n'a été négativement affecté par aucun des problèmes donnés dans la section 14. Confirmez vous cette information avec le QG?</w:t>
+      </w:r>
+    </w:p>
+    <w:p>
+      <w:r>
+        <w:rPr>
+          <w:b/>
+          <w:color w:val="4672C4"/>
+          <w:sz w:val="22"/>
+        </w:rPr>
+        <w:t>&gt;&gt; Section16a - Champs et parcelles</w:t>
+      </w:r>
+    </w:p>
+    <w:p>
+      <w:pPr>
+        <w:ind w:left="283"/>
+      </w:pPr>
+      <w:r>
+        <w:rPr>
+          <w:sz w:val="20"/>
+        </w:rPr>
+        <w:t>- La section 16 du ménage de Daouda ba n'est pas renseigné, prière de renseigner.</w:t>
       </w:r>
     </w:p>
     <w:p>
@@ -4907,7 +5915,7 @@
           </w:tcPr>
           <w:p>
             <w:r/>
-            <w:hyperlink r:id="rId13">
+            <w:hyperlink r:id="rId15">
               <w:r>
                 <w:rPr>
                   <w:color w:val="0563C1"/>
@@ -4928,6 +5936,27 @@
           <w:color w:val="4672C4"/>
           <w:sz w:val="22"/>
         </w:rPr>
+        <w:t>&gt;&gt; Section0 - Identification et renseignements de controle</w:t>
+      </w:r>
+    </w:p>
+    <w:p>
+      <w:pPr>
+        <w:ind w:left="283"/>
+      </w:pPr>
+      <w:r>
+        <w:rPr>
+          <w:sz w:val="20"/>
+        </w:rPr>
+        <w:t>- Le questionnaire semble ne pas être complètement fini mais le questionnaire est en statut complet, prière de compléter le questionnaire.</w:t>
+      </w:r>
+    </w:p>
+    <w:p>
+      <w:r>
+        <w:rPr>
+          <w:b/>
+          <w:color w:val="4672C4"/>
+          <w:sz w:val="22"/>
+        </w:rPr>
         <w:t>&gt;&gt; Section1 - Caracteristiques des membres</w:t>
       </w:r>
     </w:p>
@@ -4939,9 +5968,9 @@
         <w:rPr>
           <w:sz w:val="20"/>
         </w:rPr>
-        <w:t xml:space="preserve">- Attention ! Le montant (7500 Fcfa) dépensé ou reçu en cadeau pour les cartes prépayées, les transferts de crédit et les abonnements de  Leonie Daba Sarr est relativement élevé par rapport aux autres montants depansés observés dans cette zone. Prière de corriger ou de confirmer avec le QG. Attention ! Le montant (7500 Fcfa) dépensé ou reçu en cadeau pour les recharges internet ou de forfaits de données mobiles(hors appels vocaux), aucours des 30 derniers jours de  Leonie Daba Sarr est relativement élevé par rapport aux autres montants depansés observés dans cette zone. Prière de corriger ou de confirmer avec le QG. </w:t>
+        <w:t xml:space="preserve">- Attention ! Le montant (5000 Fcfa) dépensé ou reçu en cadeau pour les cartes prépayées, les transferts de crédit et les abonnements de  Babacar NDour est relativement élevé par rapport aux autres montants depansés observés dans cette zone. Prière de corriger ou de confirmer avec le QG. Attention ! Le montant (15000 Fcfa) dépensé ou reçu en cadeau pour les recharges internet ou de forfaits de données mobiles(hors appels vocaux), aucours des 30 derniers jours de  Babacar NDour est relativement élevé par rapport aux autres montants depansés observés dans cette zone. Prière de corriger ou de confirmer avec le QG. </w:t>
         <w:br/>
-        <w:t>- Le montant dépensé ou reçu en cadeau pour les cartes prépayées, les transferts de crédit et les abonnements de  Babacar NDour semble élevé ou faible , prière de corriger ou de confirmer l'information avec le QG. Le montant dépensé ou reçu en cadeau pour les recharges internet ou de forfaits de données mobiles(hors appels vocaux), aucours des 30 derniers jours de Babacar NDour semble élevé ou faible, prière de corriger ou de confirmer l'information avec le QG. Attention ! Le montant (30000 Fcfa) dépensé ou reçu en cadeau pour les cartes prépayées, les transferts de crédit et les abonnements de  Babacar NDour est relativement élevé par rapport aux autres montants depansés observés dans cette zone. Prière de corriger ou de confirmer avec le QG. Attention ! Le montant (30000 Fcfa) dépensé ou reçu en cadeau pour les recharges internet ou de forfaits de données mobiles(hors appels vocaux), aucours des 30 derniers jours de  Babacar NDour est relativement élevé par rapport aux autres montants depansés observés dans cette zone. Prière de corriger ou de confirmer avec le QG.</w:t>
+        <w:t>- Attention ! Le montant (7500 Fcfa) dépensé ou reçu en cadeau pour les cartes prépayées, les transferts de crédit et les abonnements de  Leonie Daba Sarr est relativement élevé par rapport aux autres montants depansés observés dans cette zone. Prière de corriger ou de confirmer avec le QG. Attention ! Le montant (7500 Fcfa) dépensé ou reçu en cadeau pour les recharges internet ou de forfaits de données mobiles(hors appels vocaux), aucours des 30 derniers jours de  Leonie Daba Sarr est relativement élevé par rapport aux autres montants depansés observés dans cette zone. Prière de corriger ou de confirmer avec le QG.</w:t>
       </w:r>
     </w:p>
     <w:p>
@@ -5048,53 +6077,7 @@
         <w:rPr>
           <w:sz w:val="20"/>
         </w:rPr>
-        <w:t>- Attention ! Le prix unitaire d'achat (100 Fcfa) de Beignets de maïs, mil, haricot en Pièce (Petit) est relativement élevé par rapport aux autres prix observés dans cette zone. Prière de corriger ou de confirmer avec le QG. Attention ! Le prix unitaire d'achat (2000 Fcfa) de Pastèque en Pièce (Moyen) est relativement élevé par rapport aux autres prix observés dans cette zone. Prière de corriger ou de confirmer avec le QG. Attention ! Le prix unitaire d'achat (4000 Fcfa) de Viande de poulet: cuisses de poulet en Kg (taille unique) est relativement élevé par rapport aux autres prix observés dans cette zone. Prière de corriger ou de confirmer avec le QG. Attention ! Le prix unitaire d'achat (50 Fcfa) de Piment frais en Sachets (Petit) est relativement faible par rapport aux autres prix observés dans cette zone. Prière de corriger ou de confirmer avec le QG. Attention ! Le prix unitaire d'achat (50 Fcfa) de Poireau en Tas (Petit) est relativement faible par rapport aux autres prix observés dans cette zone. Prière de corriger ou de confirmer avec le QG. Attention ! Soupçons de quantité anormale! Le ménage de BABACAR NDOUR avec une taille de 3 personnes a consommé 5 Sachets en Moyen de Lait caillé qui est relativement élevé comme consommation par rapport à la condition de vie des autres ménages de même taille dans cette zone. Prière de corriger ou de confirmer avec le QG. Avertissement!!! Le ménage a consommé 7 Paquet Petit de Thé en sachet, cette quantité semble anormale pour une consommation des 7 derniers jours.Prière de corriger ou de confirmer avec le QG. Avertissement!! le prix unitaire (21.42857 Fcfa) de Thé en sachet (unité: Paquet) de taille Petit est très faible ou élevé. Prière de corriger ou de confirmer avec le QG. Attention ! Le prix unitaire d'achat (21.42857 Fcfa) de Thé en sachet en Paquet (Petit) est relativement faible par rapport aux autres prix observés dans cette zone. Prière de corriger ou de confirmer avec le QG. Difficile de consommer le Sel en Sachets industriel Petit prière de verifier. Incohérence!! Dans ce ménage, chaque individus consomme par jour 78.22572 Kg  de cereale; Prière de revoir les quantités prises de ces produits. Incohérence!! Dans ce ménage, chaque individus consomme par jour 78.22572 Kg  de cereale; Prière de revoir les quantités prises de ces produits.</w:t>
-      </w:r>
-    </w:p>
-    <w:p>
-      <w:r>
-        <w:rPr>
-          <w:b/>
-          <w:color w:val="4672C4"/>
-          <w:sz w:val="22"/>
-        </w:rPr>
-        <w:t>&gt;&gt; Section9c - Depenses non-alimentaires - 30 jours</w:t>
-      </w:r>
-    </w:p>
-    <w:p>
-      <w:pPr>
-        <w:ind w:left="283"/>
-      </w:pPr>
-      <w:r>
-        <w:rPr>
-          <w:sz w:val="20"/>
-        </w:rPr>
-        <w:t xml:space="preserve">- La dernière fois que vous avez acheté Frais de coiffure homme et femme (salon, tressage, mèches, coupe, etc.), manucure, pédicure est coiffeuse et semble exister dans les modalités, prière de prendre attache avec le QG pour plus d'explication afin de la classer bien. </w:t>
-        <w:br/>
-        <w:t xml:space="preserve">-  La dernière fois que vous avez acheté Lait, lotion de toilette corporelle (glycérine, vaseline, etc.), produits de maquillage est cosmetique et semble exister dans les modalités, prière de prendre attache avec le QG pour plus d'explication afin de la classer bien. </w:t>
-        <w:br/>
-        <w:t>-  La dernière fois que vous avez acheté Savon de toilette, shampoing est cosmetique et semble exister dans les modalités, prière de prendre attache avec le QG pour plus d'explication afin de la classer bien.</w:t>
-      </w:r>
-    </w:p>
-    <w:p>
-      <w:r>
-        <w:rPr>
-          <w:b/>
-          <w:color w:val="4672C4"/>
-          <w:sz w:val="22"/>
-        </w:rPr>
-        <w:t>&gt;&gt; Section9e - Depenses non-alimentaires - 6 mois</w:t>
-      </w:r>
-    </w:p>
-    <w:p>
-      <w:pPr>
-        <w:ind w:left="283"/>
-      </w:pPr>
-      <w:r>
-        <w:rPr>
-          <w:sz w:val="20"/>
-        </w:rPr>
-        <w:t>- La dernière fois que vous avez acheté Parfums est cosmetique et semble exister dans les modalités, prière de prendre attache avec le QG pour plus d'explication afin de la classer bien.</w:t>
+        <w:t>- Attention ! Le prix unitaire d'achat (100 Fcfa) de Beignets de maïs, mil, haricot en Pièce (Petit) est relativement élevé par rapport aux autres prix observés dans cette zone. Prière de corriger ou de confirmer avec le QG. Attention ! Le prix unitaire d'achat (2000 Fcfa) de Pastèque en Pièce (Moyen) est relativement élevé par rapport aux autres prix observés dans cette zone. Prière de corriger ou de confirmer avec le QG. Attention ! Le prix unitaire d'achat (4000 Fcfa) de Viande de poulet: cuisses de poulet en Kg (taille unique) est relativement élevé par rapport aux autres prix observés dans cette zone. Prière de corriger ou de confirmer avec le QG. Attention ! Le prix unitaire d'achat (50 Fcfa) de Piment frais en Sachets (Petit) est relativement faible par rapport aux autres prix observés dans cette zone. Prière de corriger ou de confirmer avec le QG. Attention ! Soupçons de quantité anormale! Le ménage de BABACAR NDOUR avec une taille de 3 personnes a consommé 5 Sachets en Moyen de Lait caillé qui est relativement élevé comme consommation par rapport à la condition de vie des autres ménages de même taille dans cette zone. Prière de corriger ou de confirmer avec le QG. Avertissement!!! Le ménage a consommé 7 Paquet Petit de Thé en sachet, cette quantité semble anormale pour une consommation des 7 derniers jours.Prière de corriger ou de confirmer avec le QG. Avertissement!! le prix unitaire (150 Fcfa) de Thé en sachet (unité: Paquet) de taille Petit est très faible ou élevé. Prière de corriger ou de confirmer avec le QG. Difficile de consommer le Sel en Sachets industriel Petit prière de verifier. Incohérence!! Dans ce ménage, chaque individus consomme par jour 201.541 Kg  de cereale; Prière de revoir les quantités prises de ces produits. Incohérence!! Dans ce ménage, chaque individus consomme par jour 201.541 Kg  de cereale; Prière de revoir les quantités prises de ces produits. Le prix d'achat unitaire (6000 Fcfa) de Café moulu en Kg de taille taille unique prière de regarder les reponses prises dans les questions s07bq07a s07bq07b s07bq07c s07bq08 pour mieux corriger.</w:t>
       </w:r>
     </w:p>
     <w:p>
@@ -5116,6 +6099,27 @@
           <w:sz w:val="20"/>
         </w:rPr>
         <w:t>- Avertissement!!! Le ménage de BABACAR NDOUR a comme taille 3 personnes dont ils vivent à DAKAR Urbain et aucune d'entre ne possède une entreprise non agricole, prière de revoir cette partie de la section 10 de ce menage.</w:t>
+      </w:r>
+    </w:p>
+    <w:p>
+      <w:r>
+        <w:rPr>
+          <w:b/>
+          <w:color w:val="4672C4"/>
+          <w:sz w:val="22"/>
+        </w:rPr>
+        <w:t>&gt;&gt; Section12 - Actifs du menage</w:t>
+      </w:r>
+    </w:p>
+    <w:p>
+      <w:pPr>
+        <w:ind w:left="283"/>
+      </w:pPr>
+      <w:r>
+        <w:rPr>
+          <w:sz w:val="20"/>
+        </w:rPr>
+        <w:t>- Attention ! Radio simple/Radiocassette a été revendu à 40000 Fcfa qui est relativement élevé par rapport aux autres prix de revente observés dans cette zone. Prière de corriger ou de confirmer avec le QG.</w:t>
       </w:r>
     </w:p>
     <w:p>
@@ -5468,7 +6472,7 @@
         <w:rPr>
           <w:sz w:val="20"/>
         </w:rPr>
-        <w:t>- Il est obligatoire de prendre les coordonnées Gps avant d'administrer le questionnaire. Prière de prendre les coordonnées GPS.</w:t>
+        <w:t>- Le questionnaire semble ne pas être complètement fini mais le questionnaire est en statut complet, prière de compléter le questionnaire. Il est obligatoire de prendre les coordonnées Gps avant d'administrer le questionnaire. Prière de prendre les coordonnées GPS.</w:t>
       </w:r>
     </w:p>
     <w:p>
@@ -5547,7 +6551,7 @@
           <w:color w:val="4672C4"/>
           <w:sz w:val="22"/>
         </w:rPr>
-        <w:t>&gt;&gt; Section7a1 - Repas pris a l'exterieur du menage</w:t>
+        <w:t>&gt;&gt; Section7b - Consommation alimentaire - 7 jours</w:t>
       </w:r>
     </w:p>
     <w:p>
@@ -5558,7 +6562,7 @@
         <w:rPr>
           <w:sz w:val="20"/>
         </w:rPr>
-        <w:t>- Attention ! La section sur le repas pris à l'extérieur du ménage n'est pas renseignée à 100 %. Prière de vérifier l'ensemble des questions relatives à cette section et de les renseigner en totalité.</w:t>
+        <w:t>- Attention ! Le prix unitaire d'achat (1800 Fcfa) de Pomme de terre en Kg (taille unique) est relativement élevé par rapport aux autres prix observés dans cette zone. Prière de corriger ou de confirmer avec le QG. Attention ! Le prix unitaire d'achat (200 Fcfa) de Escargots en Pièce (Petit) est relativement élevé par rapport aux autres prix observés dans cette zone. Prière de corriger ou de confirmer avec le QG. Attention ! Le prix unitaire d'achat (800 Fcfa) de Banane douce en Kg (taille unique) est relativement faible par rapport aux autres prix observés dans cette zone. Prière de corriger ou de confirmer avec le QG. Attention ! Soupçons de quantité anormale! Le ménage de SOU,EYMANE DIALLO avec une taille de 5 personnes a consommé 1 Kg en taille unique de Petit pois secs qui est relativement élevé comme consommation par rapport à la condition de vie des autres ménages de même taille dans cette zone. Prière de corriger ou de confirmer avec le QG. Avertissement!!! Le ménage a consommé 20 Cuillère Petit de Chocolat pâte à tartiner, cette quantité semble anormale pour une consommation des 7 derniers jours.Prière de corriger ou de confirmer avec le QG. Incohérence!! Dans ce ménage, chaque individus consomme par jour 76.22514 Kg  de cereale; Prière de revoir les quantités prises de ces produits.</w:t>
       </w:r>
     </w:p>
     <w:p>
@@ -5589,27 +6593,6 @@
           <w:color w:val="4672C4"/>
           <w:sz w:val="22"/>
         </w:rPr>
-        <w:t>&gt;&gt; Section10b - caracteristiques entreprise non agricole</w:t>
-      </w:r>
-    </w:p>
-    <w:p>
-      <w:pPr>
-        <w:ind w:left="283"/>
-      </w:pPr>
-      <w:r>
-        <w:rPr>
-          <w:sz w:val="20"/>
-        </w:rPr>
-        <w:t>- Le montant dépensé de l'entreprise atelier menuisier metallique en achat de matières premières pour les produits vendus au cours des 30 derniers jours ou durant le dernier mois où l'entreprise a fonctionné ne peut pas être supéreur aux montants obtenus sur la vente de produits transformés par l'entreprise au cours de cette même période où l'entreprise a fonctionné (s10q49 &gt; s10q48), prière de corriger.</w:t>
-      </w:r>
-    </w:p>
-    <w:p>
-      <w:r>
-        <w:rPr>
-          <w:b/>
-          <w:color w:val="4672C4"/>
-          <w:sz w:val="22"/>
-        </w:rPr>
         <w:t>&gt;&gt; Section12 - Actifs du menage</w:t>
       </w:r>
     </w:p>
@@ -5621,9 +6604,7 @@
         <w:rPr>
           <w:sz w:val="20"/>
         </w:rPr>
-        <w:t xml:space="preserve">- Attention ! Appareil TV a été achété à 300000 Fcfa est relativement élevé par rapport aux autres prix d'achat observés dans cette zone. Prière de corriger ou de confirmer avec le QG. Attention ! Appareil TV a été revendu à 300000 Fcfa qui est relativement élevé par rapport aux autres prix de revente observés dans cette zone. Prière de corriger ou de confirmer avec le QG. </w:t>
-        <w:br/>
-        <w:t>- Attention ! Réfrigérateur a été revendu à 250000 Fcfa qui est relativement élevé par rapport aux autres prix de revente observés dans cette zone. Prière de corriger ou de confirmer avec le QG.</w:t>
+        <w:t>- Attention ! Appareil TV a été achété à 300000 Fcfa est relativement élevé par rapport aux autres prix d'achat observés dans cette zone. Prière de corriger ou de confirmer avec le QG. Attention ! Appareil TV a été revendu à 300000 Fcfa qui est relativement élevé par rapport aux autres prix de revente observés dans cette zone. Prière de corriger ou de confirmer avec le QG.</w:t>
       </w:r>
     </w:p>
     <w:p>
